--- a/52300115_52300135_52300138.docx
+++ b/52300115_52300135_52300138.docx
@@ -655,7 +655,23 @@
           <w:sz w:val="26"/>
           <w:szCs w:val="26"/>
         </w:rPr>
-        <w:t xml:space="preserve"> ... </w:t>
+        <w:t xml:space="preserve"> </w:t>
+      </w:r>
+      <w:r>
+        <w:rPr>
+          <w:i/>
+          <w:sz w:val="26"/>
+          <w:szCs w:val="26"/>
+        </w:rPr>
+        <w:t>5</w:t>
+      </w:r>
+      <w:r>
+        <w:rPr>
+          <w:i/>
+          <w:sz w:val="26"/>
+          <w:szCs w:val="26"/>
+        </w:rPr>
+        <w:t xml:space="preserve"> </w:t>
       </w:r>
       <w:r>
         <w:rPr>
@@ -672,7 +688,23 @@
           <w:sz w:val="26"/>
           <w:szCs w:val="26"/>
         </w:rPr>
-        <w:t xml:space="preserve"> … </w:t>
+        <w:t xml:space="preserve"> </w:t>
+      </w:r>
+      <w:r>
+        <w:rPr>
+          <w:i/>
+          <w:sz w:val="26"/>
+          <w:szCs w:val="26"/>
+        </w:rPr>
+        <w:t>5</w:t>
+      </w:r>
+      <w:r>
+        <w:rPr>
+          <w:i/>
+          <w:sz w:val="26"/>
+          <w:szCs w:val="26"/>
+        </w:rPr>
+        <w:t xml:space="preserve"> </w:t>
       </w:r>
       <w:r>
         <w:rPr>
@@ -689,7 +721,15 @@
           <w:sz w:val="26"/>
           <w:szCs w:val="26"/>
         </w:rPr>
-        <w:t>..</w:t>
+        <w:t>.</w:t>
+      </w:r>
+      <w:r>
+        <w:rPr>
+          <w:i/>
+          <w:sz w:val="26"/>
+          <w:szCs w:val="26"/>
+        </w:rPr>
+        <w:t>26</w:t>
       </w:r>
       <w:r>
         <w:rPr>
@@ -730,7 +770,6 @@
           <w:i/>
           <w:sz w:val="26"/>
           <w:szCs w:val="26"/>
-          <w:lang w:val="vi-VN"/>
         </w:rPr>
       </w:pPr>
       <w:r>
@@ -742,6 +781,65 @@
         </w:rPr>
         <w:t>(Ký tên và ghi rõ họ tên)</w:t>
       </w:r>
+    </w:p>
+    <w:p>
+      <w:pPr>
+        <w:ind w:left="3211" w:firstLine="360"/>
+        <w:jc w:val="center"/>
+        <w:rPr>
+          <w:i/>
+          <w:sz w:val="26"/>
+          <w:szCs w:val="26"/>
+        </w:rPr>
+      </w:pPr>
+      <w:r>
+        <w:rPr>
+          <w:i/>
+          <w:noProof/>
+          <w:sz w:val="26"/>
+          <w:szCs w:val="26"/>
+        </w:rPr>
+        <w:pict w14:anchorId="475472DF">
+          <v:shapetype id="_x0000_t202" coordsize="21600,21600" o:spt="202" path="m,l,21600r21600,l21600,xe">
+            <v:stroke joinstyle="miter"/>
+            <v:path gradientshapeok="t" o:connecttype="rect"/>
+          </v:shapetype>
+          <v:shape id="Text Box 2" o:spid="_x0000_s2055" type="#_x0000_t202" style="position:absolute;left:0;text-align:left;margin-left:228.9pt;margin-top:6.85pt;width:185.9pt;height:110.6pt;z-index:251661312;visibility:visible;mso-wrap-style:square;mso-width-percent:400;mso-height-percent:200;mso-wrap-distance-left:9pt;mso-wrap-distance-top:3.6pt;mso-wrap-distance-right:9pt;mso-wrap-distance-bottom:3.6pt;mso-position-horizontal:absolute;mso-position-horizontal-relative:text;mso-position-vertical:absolute;mso-position-vertical-relative:text;mso-width-percent:400;mso-height-percent:200;mso-width-relative:margin;mso-height-relative:margin;v-text-anchor:top" o:gfxdata="UEsDBBQABgAIAAAAIQC2gziS/gAAAOEBAAATAAAAW0NvbnRlbnRfVHlwZXNdLnhtbJSRQU7DMBBF&#10;90jcwfIWJU67QAgl6YK0S0CoHGBkTxKLZGx5TGhvj5O2G0SRWNoz/78nu9wcxkFMGNg6quQqL6RA&#10;0s5Y6ir5vt9lD1JwBDIwOMJKHpHlpr69KfdHjyxSmriSfYz+USnWPY7AufNIadK6MEJMx9ApD/oD&#10;OlTrorhX2lFEilmcO2RdNtjC5xDF9pCuTyYBB5bi6bQ4syoJ3g9WQ0ymaiLzg5KdCXlKLjvcW893&#10;SUOqXwnz5DrgnHtJTxOsQfEKIT7DmDSUCaxw7Rqn8787ZsmRM9e2VmPeBN4uqYvTtW7jvijg9N/y&#10;JsXecLq0q+WD6m8AAAD//wMAUEsDBBQABgAIAAAAIQA4/SH/1gAAAJQBAAALAAAAX3JlbHMvLnJl&#10;bHOkkMFqwzAMhu+DvYPRfXGawxijTi+j0GvpHsDYimMaW0Yy2fr2M4PBMnrbUb/Q94l/f/hMi1qR&#10;JVI2sOt6UJgd+ZiDgffL8ekFlFSbvV0oo4EbChzGx4f9GRdb25HMsYhqlCwG5lrLq9biZkxWOiqY&#10;22YiTra2kYMu1l1tQD30/bPm3wwYN0x18gb45AdQl1tp5j/sFB2T0FQ7R0nTNEV3j6o9feQzro1i&#10;OWA14Fm+Q8a1a8+Bvu/d/dMb2JY5uiPbhG/ktn4cqGU/er3pcvwCAAD//wMAUEsDBBQABgAIAAAA&#10;IQBv8cf9EQIAACAEAAAOAAAAZHJzL2Uyb0RvYy54bWysk99v2yAQx98n7X9AvC920iRrrDhVly7T&#10;pO6H1O0POGMco2GOAYmd/fU9SJpG3fYyjQcE3PHl7nPH8mboNNtL5xWako9HOWfSCKyV2Zb8+7fN&#10;m2vOfABTg0YjS36Qnt+sXr9a9raQE2xR19IxEjG+6G3J2xBskWVetLIDP0IrDRkbdB0E2rptVjvo&#10;Sb3T2STP51mPrrYOhfSeTu+ORr5K+k0jRfjSNF4GpktOsYU0uzRXcc5WSyi2DmyrxCkM+IcoOlCG&#10;Hj1L3UEAtnPqN6lOCYcemzAS2GXYNErIlANlM85fZPPQgpUpF4Lj7RmT/3+y4vP+wX51LAzvcKAC&#10;piS8vUfxwzOD6xbMVt46h30roaaHxxFZ1ltfnK5G1L7wUaTqP2FNRYZdwCQ0NK6LVChPRupUgMMZ&#10;uhwCE3Q4uZrniysyCbKNp/l0PkllyaB4um6dDx8kdiwuSu6oqkke9vc+xHCgeHKJr3nUqt4ordPG&#10;bau1dmwP1AGbNFIGL9y0YX3JF7PJ7EjgrxJ5Gn+S6FSgVtaqK/n12QmKyO29qVOjBVD6uKaQtTmB&#10;jOyOFMNQDeQYgVZYHwipw2PL0hejRYvuF2c9tWvJ/c8dOMmZ/mioLIvxdBr7O22ms7fEkLlLS3Vp&#10;ASNIquSBs+NyHdKfSMDsLZVvoxLY50hOsVIbJt6nLxP7/HKfvJ4/9uoRAAD//wMAUEsDBBQABgAI&#10;AAAAIQBVJjhr3gAAAAoBAAAPAAAAZHJzL2Rvd25yZXYueG1sTI9BT4NAFITvJv6HzTPxZhcp0hZZ&#10;mobotUlbE6+v7Aoo+xbZheK/93mqx8lMZr7Jt7PtxGQG3zpS8LiIQBiqnG6pVvB2en1Yg/ABSWPn&#10;yCj4MR62xe1Njpl2FzqY6RhqwSXkM1TQhNBnUvqqMRb9wvWG2Ptwg8XAcqilHvDC5baTcRSl0mJL&#10;vNBgb8rGVF/H0SoYT+VuOpTx5/u018k+fUGL3bdS93fz7hlEMHO4huEPn9GhYKazG0l70SlInlaM&#10;HthYrkBwYB1vUhBnBfEy2YAscvn/QvELAAD//wMAUEsBAi0AFAAGAAgAAAAhALaDOJL+AAAA4QEA&#10;ABMAAAAAAAAAAAAAAAAAAAAAAFtDb250ZW50X1R5cGVzXS54bWxQSwECLQAUAAYACAAAACEAOP0h&#10;/9YAAACUAQAACwAAAAAAAAAAAAAAAAAvAQAAX3JlbHMvLnJlbHNQSwECLQAUAAYACAAAACEAb/HH&#10;/RECAAAgBAAADgAAAAAAAAAAAAAAAAAuAgAAZHJzL2Uyb0RvYy54bWxQSwECLQAUAAYACAAAACEA&#10;VSY4a94AAAAKAQAADwAAAAAAAAAAAAAAAABrBAAAZHJzL2Rvd25yZXYueG1sUEsFBgAAAAAEAAQA&#10;8wAAAHYFAAAAAA==&#10;">
+            <v:textbox style="mso-fit-shape-to-text:t">
+              <w:txbxContent>
+                <w:p>
+                  <w:pPr>
+                    <w:jc w:val="center"/>
+                  </w:pPr>
+                  <w:r>
+                    <w:t>Khang</w:t>
+                  </w:r>
+                </w:p>
+                <w:p>
+                  <w:pPr>
+                    <w:jc w:val="center"/>
+                  </w:pPr>
+                  <w:r>
+                    <w:t>Đoàn Lâm Phúc Khang</w:t>
+                  </w:r>
+                </w:p>
+              </w:txbxContent>
+            </v:textbox>
+            <w10:wrap type="square"/>
+          </v:shape>
+        </w:pict>
+      </w:r>
+    </w:p>
+    <w:p>
+      <w:pPr>
+        <w:pStyle w:val="Nidungvnbn"/>
+        <w:rPr>
+          <w:b/>
+          <w:bCs/>
+          <w:sz w:val="32"/>
+          <w:szCs w:val="32"/>
+        </w:rPr>
+      </w:pPr>
     </w:p>
     <w:p>
       <w:pPr>
@@ -761,6 +859,68 @@
           <w:docGrid w:linePitch="360"/>
         </w:sectPr>
       </w:pPr>
+      <w:r>
+        <w:rPr>
+          <w:i/>
+          <w:noProof/>
+        </w:rPr>
+        <w:pict w14:anchorId="23375205">
+          <v:shape id="_x0000_s2054" type="#_x0000_t202" style="position:absolute;left:0;text-align:left;margin-left:228.9pt;margin-top:68.1pt;width:185.9pt;height:110.6pt;z-index:251665408;visibility:visible;mso-wrap-style:square;mso-width-percent:400;mso-height-percent:200;mso-wrap-distance-left:9pt;mso-wrap-distance-top:3.6pt;mso-wrap-distance-right:9pt;mso-wrap-distance-bottom:3.6pt;mso-position-horizontal:absolute;mso-position-horizontal-relative:text;mso-position-vertical:absolute;mso-position-vertical-relative:text;mso-width-percent:400;mso-height-percent:200;mso-width-relative:margin;mso-height-relative:margin;v-text-anchor:top" o:gfxdata="UEsDBBQABgAIAAAAIQC2gziS/gAAAOEBAAATAAAAW0NvbnRlbnRfVHlwZXNdLnhtbJSRQU7DMBBF&#10;90jcwfIWJU67QAgl6YK0S0CoHGBkTxKLZGx5TGhvj5O2G0SRWNoz/78nu9wcxkFMGNg6quQqL6RA&#10;0s5Y6ir5vt9lD1JwBDIwOMJKHpHlpr69KfdHjyxSmriSfYz+USnWPY7AufNIadK6MEJMx9ApD/oD&#10;OlTrorhX2lFEilmcO2RdNtjC5xDF9pCuTyYBB5bi6bQ4syoJ3g9WQ0ymaiLzg5KdCXlKLjvcW893&#10;SUOqXwnz5DrgnHtJTxOsQfEKIT7DmDSUCaxw7Rqn8787ZsmRM9e2VmPeBN4uqYvTtW7jvijg9N/y&#10;JsXecLq0q+WD6m8AAAD//wMAUEsDBBQABgAIAAAAIQA4/SH/1gAAAJQBAAALAAAAX3JlbHMvLnJl&#10;bHOkkMFqwzAMhu+DvYPRfXGawxijTi+j0GvpHsDYimMaW0Yy2fr2M4PBMnrbUb/Q94l/f/hMi1qR&#10;JVI2sOt6UJgd+ZiDgffL8ekFlFSbvV0oo4EbChzGx4f9GRdb25HMsYhqlCwG5lrLq9biZkxWOiqY&#10;22YiTra2kYMu1l1tQD30/bPm3wwYN0x18gb45AdQl1tp5j/sFB2T0FQ7R0nTNEV3j6o9feQzro1i&#10;OWA14Fm+Q8a1a8+Bvu/d/dMb2JY5uiPbhG/ktn4cqGU/er3pcvwCAAD//wMAUEsDBBQABgAIAAAA&#10;IQAy2hgWFAIAACcEAAAOAAAAZHJzL2Uyb0RvYy54bWysk99v2yAQx98n7X9AvC920iRrrDhVly7T&#10;pO6H1O0PwIBjNMwxILGzv74HdtOo216m8YA4Dr7cfe5Y3/StJkfpvAJT0ukkp0QaDkKZfUm/f9u9&#10;uabEB2YE02BkSU/S05vN61frzhZyBg1oIR1BEeOLzpa0CcEWWeZ5I1vmJ2ClQWcNrmUBTbfPhGMd&#10;qrc6m+X5MuvACeuAS+9x925w0k3Sr2vJw5e69jIQXVKMLaTZpbmKc7ZZs2LvmG0UH8Ng/xBFy5TB&#10;R89SdywwcnDqN6lWcQce6jDh0GZQ14rLlANmM81fZPPQMCtTLgjH2zMm//9k+efjg/3qSOjfQY8F&#10;TEl4ew/8hycGtg0ze3nrHHSNZAIfnkZkWWd9MV6NqH3ho0jVfQKBRWaHAEmor10bqWCeBNWxAKcz&#10;dNkHwnFzdrXMV1fo4uibzvP5cpbKkrHi6bp1PnyQ0JK4KKnDqiZ5drz3IYbDiqcj8TUPWomd0joZ&#10;bl9ttSNHhh2wSyNl8OKYNqQr6WoxWwwE/iqRp/EniVYFbGWt2pJenw+xInJ7b0RqtMCUHtYYsjYj&#10;yMhuoBj6qidKjJQj1wrECck6GDoXfxouGnC/KOmwa0vqfx6Yk5Tojwars5rO57HNkzFfvEWUxF16&#10;qksPMxylShooGZbbkL5G4mZvsYo7lfg+RzKGjN2YsI8/J7b7pZ1OPf/vzSMAAAD//wMAUEsDBBQA&#10;BgAIAAAAIQCU2cs/3wAAAAsBAAAPAAAAZHJzL2Rvd25yZXYueG1sTI9BT4NAFITvJv6HzTPxZhcp&#10;pRVZmobotUlbE6+v7Aoo+xbZheK/93mqx8lMZr7Jt7PtxGQG3zpS8LiIQBiqnG6pVvB2en3YgPAB&#10;SWPnyCj4MR62xe1Njpl2FzqY6RhqwSXkM1TQhNBnUvqqMRb9wvWG2Ptwg8XAcqilHvDC5baTcRSl&#10;0mJLvNBgb8rGVF/H0SoYT+VuOpTx5/u018k+fUGL3bdS93fz7hlEMHO4huEPn9GhYKazG0l70SlI&#10;VmtGD2ws0xgEJzbxUwrirGC5Wicgi1z+/1D8AgAA//8DAFBLAQItABQABgAIAAAAIQC2gziS/gAA&#10;AOEBAAATAAAAAAAAAAAAAAAAAAAAAABbQ29udGVudF9UeXBlc10ueG1sUEsBAi0AFAAGAAgAAAAh&#10;ADj9If/WAAAAlAEAAAsAAAAAAAAAAAAAAAAALwEAAF9yZWxzLy5yZWxzUEsBAi0AFAAGAAgAAAAh&#10;ADLaGBYUAgAAJwQAAA4AAAAAAAAAAAAAAAAALgIAAGRycy9lMm9Eb2MueG1sUEsBAi0AFAAGAAgA&#10;AAAhAJTZyz/fAAAACwEAAA8AAAAAAAAAAAAAAAAAbgQAAGRycy9kb3ducmV2LnhtbFBLBQYAAAAA&#10;BAAEAPMAAAB6BQAAAAA=&#10;">
+            <v:textbox style="mso-fit-shape-to-text:t">
+              <w:txbxContent>
+                <w:p>
+                  <w:pPr>
+                    <w:jc w:val="center"/>
+                  </w:pPr>
+                  <w:r>
+                    <w:t>Nhân</w:t>
+                  </w:r>
+                </w:p>
+                <w:p>
+                  <w:pPr>
+                    <w:jc w:val="center"/>
+                  </w:pPr>
+                  <w:r>
+                    <w:t>Nguyễn Trí Nhân</w:t>
+                  </w:r>
+                </w:p>
+              </w:txbxContent>
+            </v:textbox>
+            <w10:wrap type="square"/>
+          </v:shape>
+        </w:pict>
+      </w:r>
+      <w:r>
+        <w:rPr>
+          <w:i/>
+          <w:noProof/>
+        </w:rPr>
+        <w:pict w14:anchorId="72A898CF">
+          <v:shape id="_x0000_s2053" type="#_x0000_t202" style="position:absolute;left:0;text-align:left;margin-left:227.7pt;margin-top:12.85pt;width:185.9pt;height:110.6pt;z-index:251663360;visibility:visible;mso-wrap-style:square;mso-width-percent:400;mso-height-percent:200;mso-wrap-distance-left:9pt;mso-wrap-distance-top:3.6pt;mso-wrap-distance-right:9pt;mso-wrap-distance-bottom:3.6pt;mso-position-horizontal:absolute;mso-position-horizontal-relative:text;mso-position-vertical:absolute;mso-position-vertical-relative:text;mso-width-percent:400;mso-height-percent:200;mso-width-relative:margin;mso-height-relative:margin;v-text-anchor:top" o:gfxdata="UEsDBBQABgAIAAAAIQC2gziS/gAAAOEBAAATAAAAW0NvbnRlbnRfVHlwZXNdLnhtbJSRQU7DMBBF&#10;90jcwfIWJU67QAgl6YK0S0CoHGBkTxKLZGx5TGhvj5O2G0SRWNoz/78nu9wcxkFMGNg6quQqL6RA&#10;0s5Y6ir5vt9lD1JwBDIwOMJKHpHlpr69KfdHjyxSmriSfYz+USnWPY7AufNIadK6MEJMx9ApD/oD&#10;OlTrorhX2lFEilmcO2RdNtjC5xDF9pCuTyYBB5bi6bQ4syoJ3g9WQ0ymaiLzg5KdCXlKLjvcW893&#10;SUOqXwnz5DrgnHtJTxOsQfEKIT7DmDSUCaxw7Rqn8787ZsmRM9e2VmPeBN4uqYvTtW7jvijg9N/y&#10;JsXecLq0q+WD6m8AAAD//wMAUEsDBBQABgAIAAAAIQA4/SH/1gAAAJQBAAALAAAAX3JlbHMvLnJl&#10;bHOkkMFqwzAMhu+DvYPRfXGawxijTi+j0GvpHsDYimMaW0Yy2fr2M4PBMnrbUb/Q94l/f/hMi1qR&#10;JVI2sOt6UJgd+ZiDgffL8ekFlFSbvV0oo4EbChzGx4f9GRdb25HMsYhqlCwG5lrLq9biZkxWOiqY&#10;22YiTra2kYMu1l1tQD30/bPm3wwYN0x18gb45AdQl1tp5j/sFB2T0FQ7R0nTNEV3j6o9feQzro1i&#10;OWA14Fm+Q8a1a8+Bvu/d/dMb2JY5uiPbhG/ktn4cqGU/er3pcvwCAAD//wMAUEsDBBQABgAIAAAA&#10;IQAFBNrXFQIAACcEAAAOAAAAZHJzL2Uyb0RvYy54bWysk99v2yAQx98n7X9AvC920iRrrDhVly7T&#10;pO6H1O0POGMco2GOAYmd/fU9SJpG3fYyjQfEcfDl7nPH8mboNNtL5xWako9HOWfSCKyV2Zb8+7fN&#10;m2vOfABTg0YjS36Qnt+sXr9a9raQE2xR19IxEjG+6G3J2xBskWVetLIDP0IrDTkbdB0EMt02qx30&#10;pN7pbJLn86xHV1uHQnpPu3dHJ18l/aaRInxpGi8D0yWn2EKaXZqrOGerJRRbB7ZV4hQG/EMUHShD&#10;j56l7iAA2zn1m1SnhEOPTRgJ7DJsGiVkyoGyGecvsnlowcqUC8Hx9ozJ/z9Z8Xn/YL86FoZ3OFAB&#10;UxLe3qP44ZnBdQtmK2+dw76VUNPD44gs660vTlcjal/4KFL1n7CmIsMuYBIaGtdFKpQnI3UqwOEM&#10;XQ6BCdqcXM3zxRW5BPnG03w6n6SyZFA8XbfOhw8SOxYXJXdU1SQP+3sfYjhQPB2Jr3nUqt4orZPh&#10;ttVaO7YH6oBNGimDF8e0YX3JF7PJ7EjgrxJ5Gn+S6FSgVtaqK/n1+RAUkdt7U6dGC6D0cU0ha3MC&#10;GdkdKYahGpiqCUp8IHKtsD4QWYfHzqWfRosW3S/OeurakvufO3CSM/3RUHUW4+k0tnkyprO3hJK5&#10;S0916QEjSKrkgbPjch3S10jc7C1VcaMS3+dITiFTNybsp58T2/3STqee//fqEQAA//8DAFBLAwQU&#10;AAYACAAAACEAieaOud4AAAAKAQAADwAAAGRycy9kb3ducmV2LnhtbEyPTU+DQBCG7yb+h82YeLOL&#10;G6AVWZqG6LVJWxOvU3YFdD+QXSj+e8eTPc7Mk3eet9wu1rBZj6H3TsLjKgGmXeNV71oJb6fXhw2w&#10;ENEpNN5pCT86wLa6vSmxUP7iDno+xpZRiAsFSuhiHArOQ9Npi2HlB+3o9uFHi5HGseVqxAuFW8NF&#10;kuTcYu/oQ4eDrjvdfB0nK2E61bv5UIvP93mv0n3+ghbNt5T3d8vuGVjUS/yH4U+f1KEip7OfnArM&#10;SEizLCVUgsjWwAjYiLUAdqZFmj8Br0p+XaH6BQAA//8DAFBLAQItABQABgAIAAAAIQC2gziS/gAA&#10;AOEBAAATAAAAAAAAAAAAAAAAAAAAAABbQ29udGVudF9UeXBlc10ueG1sUEsBAi0AFAAGAAgAAAAh&#10;ADj9If/WAAAAlAEAAAsAAAAAAAAAAAAAAAAALwEAAF9yZWxzLy5yZWxzUEsBAi0AFAAGAAgAAAAh&#10;AAUE2tcVAgAAJwQAAA4AAAAAAAAAAAAAAAAALgIAAGRycy9lMm9Eb2MueG1sUEsBAi0AFAAGAAgA&#10;AAAhAInmjrneAAAACgEAAA8AAAAAAAAAAAAAAAAAbwQAAGRycy9kb3ducmV2LnhtbFBLBQYAAAAA&#10;BAAEAPMAAAB6BQAAAAA=&#10;">
+            <v:textbox style="mso-fit-shape-to-text:t">
+              <w:txbxContent>
+                <w:p>
+                  <w:pPr>
+                    <w:jc w:val="center"/>
+                  </w:pPr>
+                  <w:r>
+                    <w:t>Ngọc</w:t>
+                  </w:r>
+                </w:p>
+                <w:p>
+                  <w:pPr>
+                    <w:jc w:val="center"/>
+                  </w:pPr>
+                  <w:r>
+                    <w:t>Lê Quang Hồng Ngọc</w:t>
+                  </w:r>
+                </w:p>
+              </w:txbxContent>
+            </v:textbox>
+            <w10:wrap type="square"/>
+          </v:shape>
+        </w:pict>
+      </w:r>
     </w:p>
     <w:p>
       <w:pPr>
@@ -1136,7 +1296,7 @@
           <w:sz w:val="26"/>
           <w:szCs w:val="26"/>
         </w:rPr>
-        <w:t>…</w:t>
+        <w:t>5</w:t>
       </w:r>
       <w:r>
         <w:rPr>
@@ -1153,7 +1313,7 @@
           <w:sz w:val="26"/>
           <w:szCs w:val="26"/>
         </w:rPr>
-        <w:t>…</w:t>
+        <w:t>5</w:t>
       </w:r>
       <w:r>
         <w:rPr>
@@ -1178,7 +1338,7 @@
           <w:sz w:val="26"/>
           <w:szCs w:val="26"/>
         </w:rPr>
-        <w:t>..</w:t>
+        <w:t>26</w:t>
       </w:r>
     </w:p>
     <w:p>
@@ -1205,105 +1365,159 @@
     </w:p>
     <w:p>
       <w:pPr>
-        <w:spacing w:before="147"/>
-        <w:ind w:left="3940" w:right="828"/>
+        <w:ind w:left="3211" w:firstLine="360"/>
         <w:jc w:val="center"/>
+        <w:rPr>
+          <w:i/>
+          <w:sz w:val="26"/>
+          <w:szCs w:val="26"/>
+        </w:rPr>
+      </w:pPr>
+      <w:r>
         <w:rPr>
           <w:i/>
           <w:sz w:val="26"/>
           <w:szCs w:val="26"/>
           <w:lang w:val="vi-VN"/>
         </w:rPr>
-      </w:pPr>
-      <w:r>
+        <w:t>Ký tên và ghi rõ họ tên)</w:t>
+      </w:r>
+    </w:p>
+    <w:p>
+      <w:pPr>
+        <w:ind w:left="3211" w:firstLine="360"/>
+        <w:jc w:val="center"/>
         <w:rPr>
           <w:i/>
           <w:sz w:val="26"/>
           <w:szCs w:val="26"/>
-          <w:lang w:val="vi-VN"/>
-        </w:rPr>
-        <w:t>(Ký tên và ghi rõ họ tên)</w:t>
-      </w:r>
-    </w:p>
-    <w:p>
-      <w:pPr>
-        <w:tabs>
-          <w:tab w:val="center" w:pos="6379"/>
-        </w:tabs>
-        <w:spacing w:after="200" w:line="276" w:lineRule="auto"/>
+        </w:rPr>
+      </w:pPr>
+      <w:r>
         <w:rPr>
           <w:i/>
+          <w:noProof/>
           <w:sz w:val="26"/>
           <w:szCs w:val="26"/>
-          <w:lang w:val="vi-VN"/>
-        </w:rPr>
-      </w:pPr>
-    </w:p>
-    <w:p>
-      <w:pPr>
-        <w:tabs>
-          <w:tab w:val="center" w:pos="6379"/>
-        </w:tabs>
-        <w:spacing w:after="200" w:line="276" w:lineRule="auto"/>
-        <w:rPr>
-          <w:i/>
-          <w:sz w:val="26"/>
-          <w:szCs w:val="26"/>
-          <w:lang w:val="vi-VN"/>
-        </w:rPr>
-      </w:pPr>
-    </w:p>
-    <w:p>
-      <w:pPr>
-        <w:tabs>
-          <w:tab w:val="center" w:pos="6379"/>
-        </w:tabs>
-        <w:spacing w:after="200" w:line="276" w:lineRule="auto"/>
-        <w:jc w:val="center"/>
-        <w:rPr>
-          <w:i/>
-          <w:sz w:val="26"/>
-          <w:szCs w:val="26"/>
-          <w:lang w:val="vi-VN"/>
-        </w:rPr>
-      </w:pPr>
-    </w:p>
-    <w:p>
-      <w:pPr>
-        <w:tabs>
-          <w:tab w:val="center" w:pos="4111"/>
-        </w:tabs>
-        <w:spacing w:after="200" w:line="276" w:lineRule="auto"/>
-        <w:jc w:val="center"/>
-        <w:rPr>
-          <w:i/>
-          <w:sz w:val="26"/>
-          <w:szCs w:val="26"/>
-        </w:rPr>
-      </w:pPr>
-      <w:r>
-        <w:rPr>
-          <w:i/>
-          <w:sz w:val="26"/>
-          <w:szCs w:val="26"/>
-        </w:rPr>
-        <w:tab/>
-      </w:r>
-    </w:p>
-    <w:p>
-      <w:pPr>
-        <w:pStyle w:val="Tiucctrangmu"/>
-        <w:rPr>
-          <w:lang w:val="vi-VN"/>
+        </w:rPr>
+        <w:pict w14:anchorId="5D7822E4">
+          <v:shape id="_x0000_s2052" type="#_x0000_t202" style="position:absolute;left:0;text-align:left;margin-left:228.9pt;margin-top:6.85pt;width:185.9pt;height:110.6pt;z-index:251667456;visibility:visible;mso-wrap-style:square;mso-width-percent:400;mso-height-percent:200;mso-wrap-distance-left:9pt;mso-wrap-distance-top:3.6pt;mso-wrap-distance-right:9pt;mso-wrap-distance-bottom:3.6pt;mso-position-horizontal:absolute;mso-position-horizontal-relative:text;mso-position-vertical:absolute;mso-position-vertical-relative:text;mso-width-percent:400;mso-height-percent:200;mso-width-relative:margin;mso-height-relative:margin;v-text-anchor:top" o:gfxdata="UEsDBBQABgAIAAAAIQC2gziS/gAAAOEBAAATAAAAW0NvbnRlbnRfVHlwZXNdLnhtbJSRQU7DMBBF&#10;90jcwfIWJU67QAgl6YK0S0CoHGBkTxKLZGx5TGhvj5O2G0SRWNoz/78nu9wcxkFMGNg6quQqL6RA&#10;0s5Y6ir5vt9lD1JwBDIwOMJKHpHlpr69KfdHjyxSmriSfYz+USnWPY7AufNIadK6MEJMx9ApD/oD&#10;OlTrorhX2lFEilmcO2RdNtjC5xDF9pCuTyYBB5bi6bQ4syoJ3g9WQ0ymaiLzg5KdCXlKLjvcW893&#10;SUOqXwnz5DrgnHtJTxOsQfEKIT7DmDSUCaxw7Rqn8787ZsmRM9e2VmPeBN4uqYvTtW7jvijg9N/y&#10;JsXecLq0q+WD6m8AAAD//wMAUEsDBBQABgAIAAAAIQA4/SH/1gAAAJQBAAALAAAAX3JlbHMvLnJl&#10;bHOkkMFqwzAMhu+DvYPRfXGawxijTi+j0GvpHsDYimMaW0Yy2fr2M4PBMnrbUb/Q94l/f/hMi1qR&#10;JVI2sOt6UJgd+ZiDgffL8ekFlFSbvV0oo4EbChzGx4f9GRdb25HMsYhqlCwG5lrLq9biZkxWOiqY&#10;22YiTra2kYMu1l1tQD30/bPm3wwYN0x18gb45AdQl1tp5j/sFB2T0FQ7R0nTNEV3j6o9feQzro1i&#10;OWA14Fm+Q8a1a8+Bvu/d/dMb2JY5uiPbhG/ktn4cqGU/er3pcvwCAAD//wMAUEsDBBQABgAIAAAA&#10;IQDXs7QhFQIAACcEAAAOAAAAZHJzL2Uyb0RvYy54bWysk9tuGyEQhu8r9R0Q9/Wuj41XXkepU1eV&#10;0oOU9gFYlvWisgwdsHfTp8+AHcdK25uqXCCGgZ+Zb4bV9dAZdlDoNdiSj0c5Z8pKqLXdlfz7t+2b&#10;K858ELYWBqwq+YPy/Hr9+tWqd4WaQAumVshIxPqidyVvQ3BFlnnZqk74EThlydkAdiKQibusRtGT&#10;emeySZ4vsh6wdghSeU+7t0cnXyf9plEyfGkarwIzJafYQpoxzVWcs/VKFDsUrtXyFIb4hyg6oS09&#10;epa6FUGwPerfpDotETw0YSShy6BptFQpB8pmnL/I5r4VTqVcCI53Z0z+/8nKz4d79xVZGN7BQAVM&#10;SXh3B/KHZxY2rbA7dYMIfatETQ+PI7Ksd744XY2ofeGjSNV/gpqKLPYBktDQYBepUJ6M1KkAD2fo&#10;aghM0uZkusiXU3JJ8o1n+WwxSWXJRPF03aEPHxR0LC5KjlTVJC8Odz7EcETxdCS+5sHoequNSQbu&#10;qo1BdhDUAds0UgYvjhnL+pIv55P5kcBfJfI0/iTR6UCtbHRX8qvzIVFEbu9tnRotCG2OawrZ2BPI&#10;yO5IMQzVwHRd8ml8IHKtoH4gsgjHzqWfRosW8BdnPXVtyf3PvUDFmfloqTrL8WwW2zwZs/lbQsnw&#10;0lNdeoSVJFXywNlxuQnpayRu7oaquNWJ73Mkp5CpGxP208+J7X5pp1PP/3v9CAAA//8DAFBLAwQU&#10;AAYACAAAACEAVSY4a94AAAAKAQAADwAAAGRycy9kb3ducmV2LnhtbEyPQU+DQBSE7yb+h80z8WYX&#10;KdIWWZqG6LVJWxOvr+wKKPsW2YXiv/d5qsfJTGa+ybez7cRkBt86UvC4iEAYqpxuqVbwdnp9WIPw&#10;AUlj58go+DEetsXtTY6Zdhc6mOkYasEl5DNU0ITQZ1L6qjEW/cL1htj7cIPFwHKopR7wwuW2k3EU&#10;pdJiS7zQYG/KxlRfx9EqGE/lbjqU8ef7tNfJPn1Bi923Uvd38+4ZRDBzuIbhD5/RoWCmsxtJe9Ep&#10;SJ5WjB7YWK5AcGAdb1IQZwXxMtmALHL5/0LxCwAA//8DAFBLAQItABQABgAIAAAAIQC2gziS/gAA&#10;AOEBAAATAAAAAAAAAAAAAAAAAAAAAABbQ29udGVudF9UeXBlc10ueG1sUEsBAi0AFAAGAAgAAAAh&#10;ADj9If/WAAAAlAEAAAsAAAAAAAAAAAAAAAAALwEAAF9yZWxzLy5yZWxzUEsBAi0AFAAGAAgAAAAh&#10;ANeztCEVAgAAJwQAAA4AAAAAAAAAAAAAAAAALgIAAGRycy9lMm9Eb2MueG1sUEsBAi0AFAAGAAgA&#10;AAAhAFUmOGveAAAACgEAAA8AAAAAAAAAAAAAAAAAbwQAAGRycy9kb3ducmV2LnhtbFBLBQYAAAAA&#10;BAAEAPMAAAB6BQAAAAA=&#10;">
+            <v:textbox style="mso-fit-shape-to-text:t">
+              <w:txbxContent>
+                <w:p>
+                  <w:pPr>
+                    <w:jc w:val="center"/>
+                  </w:pPr>
+                  <w:r>
+                    <w:t>Khang</w:t>
+                  </w:r>
+                </w:p>
+                <w:p>
+                  <w:pPr>
+                    <w:jc w:val="center"/>
+                  </w:pPr>
+                  <w:r>
+                    <w:t>Đoàn Lâm Phúc Khang</w:t>
+                  </w:r>
+                </w:p>
+              </w:txbxContent>
+            </v:textbox>
+            <w10:wrap type="square"/>
+          </v:shape>
+        </w:pict>
+      </w:r>
+    </w:p>
+    <w:p>
+      <w:pPr>
+        <w:pStyle w:val="Nidungvnbn"/>
+        <w:rPr>
+          <w:b/>
+          <w:bCs/>
+          <w:sz w:val="32"/>
+          <w:szCs w:val="32"/>
+        </w:rPr>
+      </w:pPr>
+    </w:p>
+    <w:p>
+      <w:pPr>
+        <w:pStyle w:val="Nidungvnbn"/>
+        <w:rPr>
+          <w:b/>
+          <w:bCs/>
+          <w:sz w:val="32"/>
+          <w:szCs w:val="32"/>
         </w:rPr>
         <w:sectPr>
+          <w:headerReference w:type="default" r:id="rId11"/>
           <w:pgSz w:w="11906" w:h="16838" w:code="9"/>
           <w:pgMar w:top="1985" w:right="1134" w:bottom="1701" w:left="1985" w:header="720" w:footer="720" w:gutter="0"/>
-          <w:pgNumType w:fmt="lowerRoman"/>
+          <w:pgNumType w:fmt="lowerRoman" w:start="1"/>
           <w:cols w:space="720"/>
           <w:docGrid w:linePitch="360"/>
         </w:sectPr>
       </w:pPr>
+      <w:r>
+        <w:rPr>
+          <w:i/>
+          <w:noProof/>
+        </w:rPr>
+        <w:pict w14:anchorId="26E09BC8">
+          <v:shape id="_x0000_s2051" type="#_x0000_t202" style="position:absolute;left:0;text-align:left;margin-left:228.9pt;margin-top:68.1pt;width:185.9pt;height:110.6pt;z-index:251669504;visibility:visible;mso-wrap-style:square;mso-width-percent:400;mso-height-percent:200;mso-wrap-distance-left:9pt;mso-wrap-distance-top:3.6pt;mso-wrap-distance-right:9pt;mso-wrap-distance-bottom:3.6pt;mso-position-horizontal:absolute;mso-position-horizontal-relative:text;mso-position-vertical:absolute;mso-position-vertical-relative:text;mso-width-percent:400;mso-height-percent:200;mso-width-relative:margin;mso-height-relative:margin;v-text-anchor:top" o:gfxdata="UEsDBBQABgAIAAAAIQC2gziS/gAAAOEBAAATAAAAW0NvbnRlbnRfVHlwZXNdLnhtbJSRQU7DMBBF&#10;90jcwfIWJU67QAgl6YK0S0CoHGBkTxKLZGx5TGhvj5O2G0SRWNoz/78nu9wcxkFMGNg6quQqL6RA&#10;0s5Y6ir5vt9lD1JwBDIwOMJKHpHlpr69KfdHjyxSmriSfYz+USnWPY7AufNIadK6MEJMx9ApD/oD&#10;OlTrorhX2lFEilmcO2RdNtjC5xDF9pCuTyYBB5bi6bQ4syoJ3g9WQ0ymaiLzg5KdCXlKLjvcW893&#10;SUOqXwnz5DrgnHtJTxOsQfEKIT7DmDSUCaxw7Rqn8787ZsmRM9e2VmPeBN4uqYvTtW7jvijg9N/y&#10;JsXecLq0q+WD6m8AAAD//wMAUEsDBBQABgAIAAAAIQA4/SH/1gAAAJQBAAALAAAAX3JlbHMvLnJl&#10;bHOkkMFqwzAMhu+DvYPRfXGawxijTi+j0GvpHsDYimMaW0Yy2fr2M4PBMnrbUb/Q94l/f/hMi1qR&#10;JVI2sOt6UJgd+ZiDgffL8ekFlFSbvV0oo4EbChzGx4f9GRdb25HMsYhqlCwG5lrLq9biZkxWOiqY&#10;22YiTra2kYMu1l1tQD30/bPm3wwYN0x18gb45AdQl1tp5j/sFB2T0FQ7R0nTNEV3j6o9feQzro1i&#10;OWA14Fm+Q8a1a8+Bvu/d/dMb2JY5uiPbhG/ktn4cqGU/er3pcvwCAAD//wMAUEsDBBQABgAIAAAA&#10;IQAqvi6PFgIAACcEAAAOAAAAZHJzL2Uyb0RvYy54bWysk99v2yAQx98n7X9AvC92UidrrJCqS5dp&#10;UvdD6vYHYIxjNMwxILGzv74HTtOo216m8YA4Dr7cfe5Y3QydJgfpvALD6HSSUyKNgFqZHaPfv23f&#10;XFPiAzc112Ako0fp6c369atVb0s5gxZ0LR1BEePL3jLahmDLLPOilR33E7DSoLMB1/GApttlteM9&#10;qnc6m+X5IuvB1daBkN7j7t3opOuk3zRShC9N42UgmlGMLaTZpbmKc7Ze8XLnuG2VOIXB/yGKjiuD&#10;j56l7njgZO/Ub1KdEg48NGEioMugaZSQKQfMZpq/yOah5VamXBCOt2dM/v/Jis+HB/vVkTC8gwEL&#10;mJLw9h7ED08MbFpudvLWOehbyWt8eBqRZb315elqRO1LH0Wq/hPUWGS+D5CEhsZ1kQrmSVAdC3A8&#10;Q5dDIAI3Z1eLfHmFLoG+aZEXi1kqS8bLp+vW+fBBQkfiglGHVU3y/HDvQwyHl09H4msetKq3Sutk&#10;uF210Y4cOHbANo2UwYtj2pCe0eV8Nh8J/FUiT+NPEp0K2MpadYxenw/xMnJ7b+rUaIErPa4xZG1O&#10;ICO7kWIYqoGomtEiPhC5VlAfkayDsXPxp+GiBfeLkh67llH/c8+dpER/NFid5bQoYpsno5i/RZTE&#10;XXqqSw83AqUYDZSMy01IXyNxs7dYxa1KfJ8jOYWM3Ziwn35ObPdLO516/t/rRwAAAP//AwBQSwME&#10;FAAGAAgAAAAhAJTZyz/fAAAACwEAAA8AAABkcnMvZG93bnJldi54bWxMj0FPg0AUhO8m/ofNM/Fm&#10;FymlFVmahui1SVsTr6/sCij7FtmF4r/3earHyUxmvsm3s+3EZAbfOlLwuIhAGKqcbqlW8HZ6fdiA&#10;8AFJY+fIKPgxHrbF7U2OmXYXOpjpGGrBJeQzVNCE0GdS+qoxFv3C9YbY+3CDxcByqKUe8MLltpNx&#10;FKXSYku80GBvysZUX8fRKhhP5W46lPHn+7TXyT59QYvdt1L3d/PuGUQwc7iG4Q+f0aFgprMbSXvR&#10;KUhWa0YPbCzTGAQnNvFTCuKsYLlaJyCLXP7/UPwCAAD//wMAUEsBAi0AFAAGAAgAAAAhALaDOJL+&#10;AAAA4QEAABMAAAAAAAAAAAAAAAAAAAAAAFtDb250ZW50X1R5cGVzXS54bWxQSwECLQAUAAYACAAA&#10;ACEAOP0h/9YAAACUAQAACwAAAAAAAAAAAAAAAAAvAQAAX3JlbHMvLnJlbHNQSwECLQAUAAYACAAA&#10;ACEAKr4ujxYCAAAnBAAADgAAAAAAAAAAAAAAAAAuAgAAZHJzL2Uyb0RvYy54bWxQSwECLQAUAAYA&#10;CAAAACEAlNnLP98AAAALAQAADwAAAAAAAAAAAAAAAABwBAAAZHJzL2Rvd25yZXYueG1sUEsFBgAA&#10;AAAEAAQA8wAAAHwFAAAAAA==&#10;">
+            <v:textbox style="mso-fit-shape-to-text:t">
+              <w:txbxContent>
+                <w:p>
+                  <w:pPr>
+                    <w:jc w:val="center"/>
+                  </w:pPr>
+                  <w:r>
+                    <w:t>Nhân</w:t>
+                  </w:r>
+                </w:p>
+                <w:p>
+                  <w:pPr>
+                    <w:jc w:val="center"/>
+                  </w:pPr>
+                  <w:r>
+                    <w:t>Nguyễn Trí Nhân</w:t>
+                  </w:r>
+                </w:p>
+              </w:txbxContent>
+            </v:textbox>
+            <w10:wrap type="square"/>
+          </v:shape>
+        </w:pict>
+      </w:r>
+      <w:r>
+        <w:rPr>
+          <w:i/>
+          <w:noProof/>
+        </w:rPr>
+        <w:pict w14:anchorId="5D03B682">
+          <v:shape id="_x0000_s2050" type="#_x0000_t202" style="position:absolute;left:0;text-align:left;margin-left:227.7pt;margin-top:12.85pt;width:185.9pt;height:110.6pt;z-index:251668480;visibility:visible;mso-wrap-style:square;mso-width-percent:400;mso-height-percent:200;mso-wrap-distance-left:9pt;mso-wrap-distance-top:3.6pt;mso-wrap-distance-right:9pt;mso-wrap-distance-bottom:3.6pt;mso-position-horizontal:absolute;mso-position-horizontal-relative:text;mso-position-vertical:absolute;mso-position-vertical-relative:text;mso-width-percent:400;mso-height-percent:200;mso-width-relative:margin;mso-height-relative:margin;v-text-anchor:top" o:gfxdata="UEsDBBQABgAIAAAAIQC2gziS/gAAAOEBAAATAAAAW0NvbnRlbnRfVHlwZXNdLnhtbJSRQU7DMBBF&#10;90jcwfIWJU67QAgl6YK0S0CoHGBkTxKLZGx5TGhvj5O2G0SRWNoz/78nu9wcxkFMGNg6quQqL6RA&#10;0s5Y6ir5vt9lD1JwBDIwOMJKHpHlpr69KfdHjyxSmriSfYz+USnWPY7AufNIadK6MEJMx9ApD/oD&#10;OlTrorhX2lFEilmcO2RdNtjC5xDF9pCuTyYBB5bi6bQ4syoJ3g9WQ0ymaiLzg5KdCXlKLjvcW893&#10;SUOqXwnz5DrgnHtJTxOsQfEKIT7DmDSUCaxw7Rqn8787ZsmRM9e2VmPeBN4uqYvTtW7jvijg9N/y&#10;JsXecLq0q+WD6m8AAAD//wMAUEsDBBQABgAIAAAAIQA4/SH/1gAAAJQBAAALAAAAX3JlbHMvLnJl&#10;bHOkkMFqwzAMhu+DvYPRfXGawxijTi+j0GvpHsDYimMaW0Yy2fr2M4PBMnrbUb/Q94l/f/hMi1qR&#10;JVI2sOt6UJgd+ZiDgffL8ekFlFSbvV0oo4EbChzGx4f9GRdb25HMsYhqlCwG5lrLq9biZkxWOiqY&#10;22YiTra2kYMu1l1tQD30/bPm3wwYN0x18gb45AdQl1tp5j/sFB2T0FQ7R0nTNEV3j6o9feQzro1i&#10;OWA14Fm+Q8a1a8+Bvu/d/dMb2JY5uiPbhG/ktn4cqGU/er3pcvwCAAD//wMAUEsDBBQABgAIAAAA&#10;IQD4CUB5FgIAACcEAAAOAAAAZHJzL2Uyb0RvYy54bWysk99v2yAQx98n7X9AvC920iRrrDhVly7T&#10;pO6H1O0POGMco2GOAYmd/fU9SJpG3fYyjQfEcfDl7nPH8mboNNtL5xWako9HOWfSCKyV2Zb8+7fN&#10;m2vOfABTg0YjS36Qnt+sXr9a9raQE2xR19IxEjG+6G3J2xBskWVetLIDP0IrDTkbdB0EMt02qx30&#10;pN7pbJLn86xHV1uHQnpPu3dHJ18l/aaRInxpGi8D0yWn2EKaXZqrOGerJRRbB7ZV4hQG/EMUHShD&#10;j56l7iAA2zn1m1SnhEOPTRgJ7DJsGiVkyoGyGecvsnlowcqUC8Hx9ozJ/z9Z8Xn/YL86FoZ3OFAB&#10;UxLe3qP44ZnBdQtmK2+dw76VUNPD44gs660vTlcjal/4KFL1n7CmIsMuYBIaGtdFKpQnI3UqwOEM&#10;XQ6BCdqcXM3zxRW5BPnG03w6n6SyZFA8XbfOhw8SOxYXJXdU1SQP+3sfYjhQPB2Jr3nUqt4orZPh&#10;ttVaO7YH6oBNGimDF8e0YX3JF7PJ7EjgrxJ5Gn+S6FSgVtaqK/n1+RAUkdt7U6dGC6D0cU0ha3MC&#10;GdkdKYahGpiqSz6LD0SuFdYHIuvw2Ln002jRovvFWU9dW3L/cwdOcqY/GqrOYjydxjZPxnT2llAy&#10;d+mpLj1gBEmVPHB2XK5D+hqJm72lKm5U4vscySlk6saE/fRzYrtf2unU8/9ePQIAAP//AwBQSwME&#10;FAAGAAgAAAAhAInmjrneAAAACgEAAA8AAABkcnMvZG93bnJldi54bWxMj01Pg0AQhu8m/ofNmHiz&#10;ixugFVmahui1SVsTr1N2BXQ/kF0o/nvHkz3OzJN3nrfcLtawWY+h907C4yoBpl3jVe9aCW+n14cN&#10;sBDRKTTeaQk/OsC2ur0psVD+4g56PsaWUYgLBUroYhwKzkPTaYth5Qft6PbhR4uRxrHlasQLhVvD&#10;RZLk3GLv6EOHg6473XwdJythOtW7+VCLz/d5r9J9/oIWzbeU93fL7hlY1Ev8h+FPn9ShIqezn5wK&#10;zEhIsywlVILI1sAI2Ii1AHamRZo/Aa9Kfl2h+gUAAP//AwBQSwECLQAUAAYACAAAACEAtoM4kv4A&#10;AADhAQAAEwAAAAAAAAAAAAAAAAAAAAAAW0NvbnRlbnRfVHlwZXNdLnhtbFBLAQItABQABgAIAAAA&#10;IQA4/SH/1gAAAJQBAAALAAAAAAAAAAAAAAAAAC8BAABfcmVscy8ucmVsc1BLAQItABQABgAIAAAA&#10;IQD4CUB5FgIAACcEAAAOAAAAAAAAAAAAAAAAAC4CAABkcnMvZTJvRG9jLnhtbFBLAQItABQABgAI&#10;AAAAIQCJ5o653gAAAAoBAAAPAAAAAAAAAAAAAAAAAHAEAABkcnMvZG93bnJldi54bWxQSwUGAAAA&#10;AAQABADzAAAAewUAAAAA&#10;">
+            <v:textbox style="mso-fit-shape-to-text:t">
+              <w:txbxContent>
+                <w:p>
+                  <w:pPr>
+                    <w:jc w:val="center"/>
+                  </w:pPr>
+                  <w:r>
+                    <w:t>Ngọc</w:t>
+                  </w:r>
+                </w:p>
+                <w:p>
+                  <w:pPr>
+                    <w:jc w:val="center"/>
+                  </w:pPr>
+                  <w:r>
+                    <w:t>Lê Quang Hồng Ngọc</w:t>
+                  </w:r>
+                </w:p>
+              </w:txbxContent>
+            </v:textbox>
+            <w10:wrap type="square"/>
+          </v:shape>
+        </w:pict>
+      </w:r>
     </w:p>
     <w:p>
       <w:pPr>
@@ -1508,7 +1722,15 @@
           <w:sz w:val="26"/>
           <w:szCs w:val="26"/>
         </w:rPr>
-        <w:t xml:space="preserve"> Trọng tâm của phần này là việc triển khai mô hình PaliGemma-3B — một kiến trúc tiên tiến dựa trên cơ chế Transformer đồng nhất cho cả hình ảnh và văn bản. Nghiên cứu thực hiện đánh giá so sánh giữa năng lực suy luận nguyên bản (Zero-shot Inference) và khả năng thích nghi thông qua kỹ thuật tinh chỉnh tham số hiệu quả (Parameter-Efficient Fine-Tuning). Cụ thể, phương pháp QLoRA (Quantized Low-Rank Adaptation) được áp dụng nhằm tối ưu hóa trọng số mô hình trên tập dữ liệu động vật quy mô lớn, giúp mô hình đạt được sự căn chỉnh (Alignment) chính xác giữa thực thể thị giác và ngôn ngữ tiếng Việt súc tích.</w:t>
+        <w:t xml:space="preserve"> Trọng tâm của phần này là việc triển khai mô hình PaliGemma-3B — một kiến trúc tiên tiến dựa trên cơ chế Transformer đồng nhất cho cả hình ảnh và văn bản. Nghiên cứu thực hiện đánh giá so sánh giữa năng lực suy luận nguyên bản (Zero-shot Inference) và khả năng thích nghi thông qua kỹ thuật tinh chỉnh tham số hiệu quả (Parameter-Efficient Fine-Tuning). Cụ thể, phương pháp QLoRA (Quantized Low-Rank Adaptation) được áp dụng nhằm tối ưu hóa trọng số mô hình trên tập dữ liệu động vật quy mô lớn, giúp mô hình đạt được </w:t>
+      </w:r>
+      <w:r>
+        <w:rPr>
+          <w:sz w:val="26"/>
+          <w:szCs w:val="26"/>
+        </w:rPr>
+        <w:lastRenderedPageBreak/>
+        <w:t>sự căn chỉnh (Alignment) chính xác giữa thực thể thị giác và ngôn ngữ tiếng Việt súc tích.</w:t>
       </w:r>
     </w:p>
     <w:p>
@@ -1538,7 +1760,6 @@
           <w:sz w:val="26"/>
           <w:szCs w:val="26"/>
         </w:rPr>
-        <w:lastRenderedPageBreak/>
         <w:t>Phần 2: Phân tích sắc thái cảm xúc theo đối tượng (ABSA) trong dịch vụ lưu trú dựa trên mô hình ngôn ngữ PhoBERT</w:t>
       </w:r>
     </w:p>
@@ -3864,7 +4085,7 @@
           <w:szCs w:val="26"/>
         </w:rPr>
         <w:sectPr>
-          <w:headerReference w:type="default" r:id="rId11"/>
+          <w:headerReference w:type="default" r:id="rId12"/>
           <w:pgSz w:w="11906" w:h="16838" w:code="9"/>
           <w:pgMar w:top="1985" w:right="1134" w:bottom="1701" w:left="1985" w:header="720" w:footer="720" w:gutter="0"/>
           <w:pgNumType w:fmt="lowerRoman"/>
@@ -4139,7 +4360,7 @@
                     <pic:cNvPicPr/>
                   </pic:nvPicPr>
                   <pic:blipFill rotWithShape="1">
-                    <a:blip r:embed="rId12">
+                    <a:blip r:embed="rId13">
                       <a:extLst>
                         <a:ext uri="{28A0092B-C50C-407E-A947-70E740481C1C}">
                           <a14:useLocalDpi xmlns:a14="http://schemas.microsoft.com/office/drawing/2010/main" val="0"/>
@@ -6102,16 +6323,7 @@
                 <w:rPr>
                   <w:rFonts w:ascii="Cambria Math" w:hAnsi="Cambria Math"/>
                 </w:rPr>
-                <m:t>~D</m:t>
-              </m:r>
-              <m:r>
-                <m:rPr>
-                  <m:sty m:val="p"/>
-                </m:rPr>
-                <w:rPr>
-                  <w:rFonts w:ascii="Cambria Math" w:hAnsi="Cambria Math"/>
-                </w:rPr>
-                <m:t xml:space="preserve"> </m:t>
+                <m:t xml:space="preserve">~D </m:t>
               </m:r>
             </m:sub>
           </m:sSub>
@@ -6216,16 +6428,7 @@
                     <w:rPr>
                       <w:rFonts w:ascii="Cambria Math" w:hAnsi="Cambria Math"/>
                     </w:rPr>
-                    <m:t>|x)</m:t>
-                  </m:r>
-                  <m:r>
-                    <m:rPr>
-                      <m:sty m:val="p"/>
-                    </m:rPr>
-                    <w:rPr>
-                      <w:rFonts w:ascii="Cambria Math" w:hAnsi="Cambria Math"/>
-                    </w:rPr>
-                    <m:t xml:space="preserve"> </m:t>
+                    <m:t xml:space="preserve">|x) </m:t>
                   </m:r>
                 </m:num>
                 <m:den>
@@ -6294,16 +6497,7 @@
                     <w:rPr>
                       <w:rFonts w:ascii="Cambria Math" w:hAnsi="Cambria Math"/>
                     </w:rPr>
-                    <m:t>|x)</m:t>
-                  </m:r>
-                  <m:r>
-                    <m:rPr>
-                      <m:sty m:val="p"/>
-                    </m:rPr>
-                    <w:rPr>
-                      <w:rFonts w:ascii="Cambria Math" w:hAnsi="Cambria Math"/>
-                    </w:rPr>
-                    <m:t xml:space="preserve"> </m:t>
+                    <m:t xml:space="preserve">|x) </m:t>
                   </m:r>
                 </m:den>
               </m:f>
@@ -6389,16 +6583,7 @@
                     <w:rPr>
                       <w:rFonts w:ascii="Cambria Math" w:hAnsi="Cambria Math"/>
                     </w:rPr>
-                    <m:t>|x)</m:t>
-                  </m:r>
-                  <m:r>
-                    <m:rPr>
-                      <m:sty m:val="p"/>
-                    </m:rPr>
-                    <w:rPr>
-                      <w:rFonts w:ascii="Cambria Math" w:hAnsi="Cambria Math"/>
-                    </w:rPr>
-                    <m:t xml:space="preserve"> </m:t>
+                    <m:t xml:space="preserve">|x) </m:t>
                   </m:r>
                 </m:num>
                 <m:den>
@@ -6467,16 +6652,7 @@
                     <w:rPr>
                       <w:rFonts w:ascii="Cambria Math" w:hAnsi="Cambria Math"/>
                     </w:rPr>
-                    <m:t>|x)</m:t>
-                  </m:r>
-                  <m:r>
-                    <m:rPr>
-                      <m:sty m:val="p"/>
-                    </m:rPr>
-                    <w:rPr>
-                      <w:rFonts w:ascii="Cambria Math" w:hAnsi="Cambria Math"/>
-                    </w:rPr>
-                    <m:t xml:space="preserve"> </m:t>
+                    <m:t xml:space="preserve">|x) </m:t>
                   </m:r>
                 </m:den>
               </m:f>
@@ -6489,16 +6665,7 @@
             <w:rPr>
               <w:rFonts w:ascii="Cambria Math" w:hAnsi="Cambria Math"/>
             </w:rPr>
-            <m:t>)]</m:t>
-          </m:r>
-          <m:r>
-            <m:rPr>
-              <m:sty m:val="p"/>
-            </m:rPr>
-            <w:rPr>
-              <w:rFonts w:ascii="Cambria Math" w:hAnsi="Cambria Math"/>
-            </w:rPr>
-            <m:t xml:space="preserve">  </m:t>
+            <m:t xml:space="preserve">)]  </m:t>
           </m:r>
         </m:oMath>
       </m:oMathPara>
@@ -7546,13 +7713,7 @@
         <w:rPr>
           <w:rFonts w:eastAsiaTheme="minorEastAsia"/>
         </w:rPr>
-        <w:t>:</w:t>
-      </w:r>
-      <w:r>
-        <w:rPr>
-          <w:rFonts w:eastAsiaTheme="minorEastAsia"/>
-        </w:rPr>
-        <w:t xml:space="preserve"> Trọng số cho từng n-gram (thường là 1/N)</w:t>
+        <w:t>: Trọng số cho từng n-gram (thường là 1/N)</w:t>
       </w:r>
     </w:p>
     <w:p>
@@ -8021,13 +8182,7 @@
         <w:pStyle w:val="Nidungvnbn"/>
       </w:pPr>
       <w:r>
-        <w:t xml:space="preserve">Trong cấu hình thực nghiệm B1, chúng </w:t>
-      </w:r>
-      <w:r>
-        <w:t>em</w:t>
-      </w:r>
-      <w:r>
-        <w:t xml:space="preserve"> sử dụng mô hình PaliGemma-3B ở trạng thái Zero-shot Inference. Đây là bước thiết lập cơ sở (Baseline) nhằm đánh giá năng lực nội tại của mô hình tiền huấn luyện (Pre-trained Model) trong việc hiểu </w:t>
+        <w:t xml:space="preserve">Trong cấu hình thực nghiệm B1, chúng em sử dụng mô hình PaliGemma-3B ở trạng thái Zero-shot Inference. Đây là bước thiết lập cơ sở (Baseline) nhằm đánh giá năng lực nội tại của mô hình tiền huấn luyện (Pre-trained Model) trong việc hiểu </w:t>
       </w:r>
       <w:r>
         <w:lastRenderedPageBreak/>
@@ -8079,16 +8234,7 @@
         <w:pStyle w:val="Nidungvnbn"/>
       </w:pPr>
       <w:r>
-        <w:t xml:space="preserve">Năng lực của PaliGemma phụ thuộc chặt chẽ vào cấu trúc đầu vào. Đối với nhiệm vụ VQA, </w:t>
-      </w:r>
-      <w:r>
-        <w:t>chuỗi văn bản đầu vào được định dạng theo tiêu chuẩn: "vqa {question}\</w:t>
-      </w:r>
-      <w:r>
-        <w:t>n</w:t>
-      </w:r>
-      <w:r>
-        <w:t>". Đây là chỉ dẫn đặc thù để kích hoạt khả năng giải quyết câu hỏi thị giác bên trong mô hình.</w:t>
+        <w:t>Năng lực của PaliGemma phụ thuộc chặt chẽ vào cấu trúc đầu vào. Đối với nhiệm vụ VQA, chuỗi văn bản đầu vào được định dạng theo tiêu chuẩn: "vqa {question}\n". Đây là chỉ dẫn đặc thù để kích hoạt khả năng giải quyết câu hỏi thị giác bên trong mô hình.</w:t>
       </w:r>
     </w:p>
     <w:p>
@@ -8596,6 +8742,9 @@
         <w:pStyle w:val="Nidungvnbn"/>
       </w:pPr>
       <w:r>
+        <w:rPr>
+          <w:noProof/>
+        </w:rPr>
         <w:drawing>
           <wp:inline distT="0" distB="0" distL="0" distR="0" wp14:anchorId="78AFA3DA" wp14:editId="776D17E8">
             <wp:extent cx="5579745" cy="4254500"/>
@@ -8612,7 +8761,7 @@
                     <pic:cNvPicPr/>
                   </pic:nvPicPr>
                   <pic:blipFill>
-                    <a:blip r:embed="rId13"/>
+                    <a:blip r:embed="rId14"/>
                     <a:stretch>
                       <a:fillRect/>
                     </a:stretch>
@@ -9351,10 +9500,7 @@
               <w:ind w:firstLine="0"/>
             </w:pPr>
             <w:r>
-              <w:t>7.53</w:t>
-            </w:r>
-            <w:r>
-              <w:t>%</w:t>
+              <w:t>7.53%</w:t>
             </w:r>
           </w:p>
         </w:tc>
@@ -9390,10 +9536,7 @@
               <w:t>.</w:t>
             </w:r>
             <w:r>
-              <w:t xml:space="preserve">39 </w:t>
-            </w:r>
-            <w:r>
-              <w:t>%</w:t>
+              <w:t>39 %</w:t>
             </w:r>
           </w:p>
         </w:tc>
@@ -9423,16 +9566,7 @@
               <w:ind w:firstLine="0"/>
             </w:pPr>
             <w:r>
-              <w:t>20</w:t>
-            </w:r>
-            <w:r>
-              <w:t>.</w:t>
-            </w:r>
-            <w:r>
-              <w:t>5</w:t>
-            </w:r>
-            <w:r>
-              <w:t>2%</w:t>
+              <w:t>20.52%</w:t>
             </w:r>
           </w:p>
         </w:tc>
@@ -9462,16 +9596,7 @@
               <w:ind w:firstLine="0"/>
             </w:pPr>
             <w:r>
-              <w:t>39</w:t>
-            </w:r>
-            <w:r>
-              <w:t>.3</w:t>
-            </w:r>
-            <w:r>
-              <w:t>0</w:t>
-            </w:r>
-            <w:r>
-              <w:t>%</w:t>
+              <w:t>39.30%</w:t>
             </w:r>
           </w:p>
         </w:tc>
@@ -9501,16 +9626,7 @@
               <w:ind w:firstLine="0"/>
             </w:pPr>
             <w:r>
-              <w:t>46</w:t>
-            </w:r>
-            <w:r>
-              <w:t>.</w:t>
-            </w:r>
-            <w:r>
-              <w:t>92</w:t>
-            </w:r>
-            <w:r>
-              <w:t>%</w:t>
+              <w:t>46.92%</w:t>
             </w:r>
           </w:p>
         </w:tc>
@@ -9541,16 +9657,7 @@
               <w:ind w:firstLine="0"/>
             </w:pPr>
             <w:r>
-              <w:t>81</w:t>
-            </w:r>
-            <w:r>
-              <w:t>.</w:t>
-            </w:r>
-            <w:r>
-              <w:t>00</w:t>
-            </w:r>
-            <w:r>
-              <w:t>%</w:t>
+              <w:t>81.00%</w:t>
             </w:r>
           </w:p>
         </w:tc>
@@ -9580,16 +9687,7 @@
               <w:ind w:firstLine="0"/>
             </w:pPr>
             <w:r>
-              <w:t>81</w:t>
-            </w:r>
-            <w:r>
-              <w:t>.</w:t>
-            </w:r>
-            <w:r>
-              <w:t>01</w:t>
-            </w:r>
-            <w:r>
-              <w:t>%</w:t>
+              <w:t>81.01%</w:t>
             </w:r>
           </w:p>
         </w:tc>
@@ -9619,16 +9717,7 @@
               <w:ind w:firstLine="0"/>
             </w:pPr>
             <w:r>
-              <w:t>81</w:t>
-            </w:r>
-            <w:r>
-              <w:t>.</w:t>
-            </w:r>
-            <w:r>
-              <w:t>00</w:t>
-            </w:r>
-            <w:r>
-              <w:t>%</w:t>
+              <w:t>81.00%</w:t>
             </w:r>
           </w:p>
         </w:tc>
@@ -9739,6 +9828,9 @@
         <w:pStyle w:val="Nidungvnbn"/>
       </w:pPr>
       <w:r>
+        <w:rPr>
+          <w:noProof/>
+        </w:rPr>
         <w:lastRenderedPageBreak/>
         <w:drawing>
           <wp:inline distT="0" distB="0" distL="0" distR="0" wp14:anchorId="63E8B2DE" wp14:editId="058ECE8E">
@@ -9756,7 +9848,7 @@
                     <pic:cNvPicPr/>
                   </pic:nvPicPr>
                   <pic:blipFill>
-                    <a:blip r:embed="rId14"/>
+                    <a:blip r:embed="rId15"/>
                     <a:stretch>
                       <a:fillRect/>
                     </a:stretch>
@@ -9931,57 +10023,463 @@
         <w:pStyle w:val="Heading1"/>
       </w:pPr>
       <w:r>
+        <w:lastRenderedPageBreak/>
+        <w:t>ỨNG DỤNG REINFORCEMENT LEARNING CHO BÀI TOÁN VQA</w:t>
+      </w:r>
+    </w:p>
+    <w:p>
+      <w:pPr>
+        <w:pStyle w:val="Heading2"/>
         <w:rPr>
           <w:lang w:val="en-US"/>
         </w:rPr>
+      </w:pPr>
+      <w:r>
+        <w:t>Lý do áp dụng Reinforcement Learning</w:t>
+      </w:r>
+    </w:p>
+    <w:p>
+      <w:pPr>
+        <w:pStyle w:val="Nidungvnbn"/>
+      </w:pPr>
+      <w:r>
+        <w:t>Sau giai đoạn Supervised Fine-Tuning (SFT), mô hình PaliGemma đã vượt qua hạn chế lớn nhất của cấu hình Zero-shot: mô hình bắt đầu trả lời bằng tiếng Việt và có khả năng định danh thực thể động vật tốt hơn. Tuy nhiên, các kết quả ở B2 vẫn cho thấy một khoảng cách rõ rệt giữa chất lượng ngữ nghĩa và độ khớp bề mặt: BERTScore F1 đạt khoảng 81.00%, trong khi VQA Exact Match chỉ đạt 7.53% và Soft Match đạt 44.39%. Điều này chứng tỏ mô hình thường hiểu đúng nội dung ảnh nhưng cách diễn đạt câu trả lời vẫn chưa thật sự thống nhất với phân phối đáp án mong muốn.</w:t>
+      </w:r>
+    </w:p>
+    <w:p>
+      <w:pPr>
+        <w:pStyle w:val="Nidungvnbn"/>
+      </w:pPr>
+      <w:r>
+        <w:t>Một hạn chế khác của SFT là mô hình chỉ học từ một đáp án chuẩn duy nhất cho mỗi mẫu. Trong bài toán VQA tiếng Việt, cùng một ý đúng có thể được diễn đạt bằng nhiều cách khác nhau, chẳng hạn “con chó”, “chó”, hoặc “đây là chó”. Nếu chỉ tối ưu hàm mất mát Cross-Entropy trên đáp án gốc, mô hình có xu hướng bắt chước chuỗi văn bản trong dữ liệu huấn luyện thay vì học rõ đâu là câu trả lời được ưu tiên hơn về tính ngắn gọn, tự nhiên và đúng trọng tâm thị giác.</w:t>
+      </w:r>
+    </w:p>
+    <w:p>
+      <w:pPr>
+        <w:pStyle w:val="Nidungvnbn"/>
+      </w:pPr>
+      <w:r>
+        <w:t>Vì vậy, bước B2_RL được xây dựng như một giai đoạn căn chỉnh sau SFT. Mục tiêu không phải là huấn luyện lại toàn bộ mô hình từ đầu, mà là tiếp tục điều chỉnh adapter đã học ở B2 để mô hình ưu tiên các câu trả lời tốt hơn theo tiêu chí preference. Cách tiếp cận này phù hợp với tinh thần Reinforcement Learning from Human Feedback (RLHF), nhưng được triển khai bằng Direct Preference Optimization (DPO) để giảm độ phức tạp so với PPO truyền thống.</w:t>
+      </w:r>
+    </w:p>
+    <w:p>
+      <w:pPr>
+        <w:pStyle w:val="Heading2"/>
+        <w:rPr>
+          <w:lang w:val="en-US"/>
+        </w:rPr>
+      </w:pPr>
+      <w:r>
+        <w:t>Ý tưởng hệ thống</w:t>
+      </w:r>
+    </w:p>
+    <w:p>
+      <w:pPr>
+        <w:pStyle w:val="Nidungvnbn"/>
+      </w:pPr>
+      <w:r>
+        <w:t xml:space="preserve">Ý tưởng chính của hệ thống B2_RL là biến bài toán căn chỉnh câu trả lời VQA thành bài toán học từ cặp lựa chọn. Thay vì yêu cầu mô hình tối ưu trực tiếp một reward model riêng, mỗi mẫu huấn luyện được biểu diễn dưới dạng bộ ba gồm prompt </w:t>
+      </w:r>
+      <w:r>
         <w:lastRenderedPageBreak/>
-        <w:t xml:space="preserve">ỨNG DỤNG REINFORCEMENT LEARNING </w:t>
-      </w:r>
-      <w:r>
+        <w:t>đa phương thức, câu trả lời được chọn (chosen) và câu trả lời bị loại (rejected). Với cùng một hình ảnh và câu hỏi, mô hình được khuyến khích tăng xác suất sinh chosen, đồng thời giảm xác suất sinh rejected.</w:t>
+      </w:r>
+    </w:p>
+    <w:p>
+      <w:pPr>
+        <w:pStyle w:val="Nidungvnbn"/>
+      </w:pPr>
+      <w:r>
+        <w:t>Thuật toán được sử dụng là DPO. Về trực giác, DPO so sánh mức độ mô hình hiện tại ưu tiên chosen so với rejected, sau đó đối chiếu sự thay đổi này với một mô hình tham chiếu đã đóng băng. Mô hình tham chiếu chính là phiên bản SFT ban đầu, còn mô hình active là phiên bản SFT có adapter LoRA được phép cập nhật tiếp. Nhờ đó, quá trình học preference vẫn giữ mô hình bám sát năng lực đã có sau SFT, tránh hiện tượng lệch quá xa và sinh câu trả lời kém ổn định.</w:t>
+      </w:r>
+    </w:p>
+    <w:p>
+      <w:pPr>
+        <w:pStyle w:val="Nidungvnbn"/>
+      </w:pPr>
+      <w:r>
+        <w:t>Hàm mất mát DPO có thể được mô tả như sau:</w:t>
+      </w:r>
+    </w:p>
+    <w:p>
+      <w:pPr>
+        <w:pStyle w:val="Nidungvnbn"/>
+      </w:pPr>
+      <w:r>
+        <w:t>L_DPO = -log σ(β · ((log πθ(chosen) - log πref(chosen)) - (log πθ(rejected) - log πref(rejected))))</w:t>
+      </w:r>
+    </w:p>
+    <w:p>
+      <w:pPr>
+        <w:pStyle w:val="Nidungvnbn"/>
+      </w:pPr>
+      <w:r>
+        <w:t>Trong đó</w:t>
+      </w:r>
+      <w:r>
+        <w:t>:</w:t>
+      </w:r>
+    </w:p>
+    <w:p>
+      <w:pPr>
+        <w:pStyle w:val="Nidungvnbn"/>
+        <w:numPr>
+          <w:ilvl w:val="0"/>
+          <w:numId w:val="41"/>
+        </w:numPr>
+      </w:pPr>
+      <w:r>
+        <w:t>πθ là mô hình đang huấn luyện</w:t>
+      </w:r>
+      <w:r>
+        <w:t>.</w:t>
+      </w:r>
+    </w:p>
+    <w:p>
+      <w:pPr>
+        <w:pStyle w:val="Nidungvnbn"/>
+        <w:numPr>
+          <w:ilvl w:val="0"/>
+          <w:numId w:val="41"/>
+        </w:numPr>
+      </w:pPr>
+      <w:r>
+        <w:t>πref là mô hình tham chiếu đóng băng</w:t>
+      </w:r>
+      <w:r>
+        <w:t>.</w:t>
+      </w:r>
+      <w:r>
+        <w:t xml:space="preserve"> </w:t>
+      </w:r>
+    </w:p>
+    <w:p>
+      <w:pPr>
+        <w:pStyle w:val="Nidungvnbn"/>
+        <w:numPr>
+          <w:ilvl w:val="0"/>
+          <w:numId w:val="41"/>
+        </w:numPr>
+      </w:pPr>
+      <w:r>
+        <w:t>β là hệ số điều chỉnh mức độ bám sát mô hình SFT gốc. Khi β nhỏ, mô hình có nhiều tự do hơn để học preference; khi β lớn, mô hình bị ràng buộc mạnh hơn với phân phối ban đầu của SFT.</w:t>
+      </w:r>
+    </w:p>
+    <w:p>
+      <w:pPr>
+        <w:pStyle w:val="Heading2"/>
         <w:rPr>
           <w:lang w:val="en-US"/>
         </w:rPr>
-        <w:t>CHO BÀI TOÁN VQA</w:t>
+      </w:pPr>
+      <w:r>
+        <w:t>Xây dựng dữ liệu preference</w:t>
+      </w:r>
+    </w:p>
+    <w:p>
+      <w:pPr>
+        <w:pStyle w:val="Nidungvnbn"/>
+      </w:pPr>
+      <w:r>
+        <w:t>Dữ liệu preference được lưu dưới dạng tệp preference_300.jsonl, gồm 300 mẫu đã được rà soát. Mỗi dòng dữ liệu chứa đường dẫn ảnh, câu hỏi, câu trả lời chosen và câu trả lời rejected. Tập này bao phủ 90 lớp động vật, trung bình 3 đến 5 mẫu cho mỗi lớp, trong đó có khoảng 43% câu hỏi mang tính visual-grounded, tức là yêu cầu mô hình dựa trực tiếp vào đặc điểm quan sát được trong ảnh thay vì chỉ dự đoán theo nhãn lớp.</w:t>
+      </w:r>
+    </w:p>
+    <w:p>
+      <w:pPr>
+        <w:pStyle w:val="Nidungvnbn"/>
+      </w:pPr>
+      <w:r>
+        <w:t xml:space="preserve">Trước khi huấn luyện, hệ thống kiểm tra nghiêm ngặt đường dẫn ảnh để tránh việc DPO học trên dữ liệu thiếu ảnh hoặc chạy ở chế độ text-only. Hàm resolve_image_path thử nhiều cấu trúc thư mục khác nhau, bao gồm DATASET_ROOT/train/&lt;class&gt;/&lt;file&gt;, DATASET_ROOT/animals/&lt;class&gt;/&lt;file&gt; </w:t>
+      </w:r>
+      <w:r>
+        <w:lastRenderedPageBreak/>
+        <w:t>và /content/data/animals/&lt;class&gt;/&lt;file&gt;. Nếu số lượng mẫu không khớp kỳ vọng, notebook sẽ báo lỗi hoặc cảnh báo để tránh làm sai lệch thí nghiệm.</w:t>
       </w:r>
     </w:p>
     <w:p>
       <w:pPr>
         <w:pStyle w:val="Heading2"/>
-      </w:pPr>
+        <w:rPr>
+          <w:lang w:val="en-US"/>
+        </w:rPr>
+      </w:pPr>
+      <w:r>
+        <w:t>Cấu hình và quy trình huấn luyện DPO</w:t>
+      </w:r>
+    </w:p>
+    <w:p>
+      <w:pPr>
+        <w:pStyle w:val="Nidungvnbn"/>
+      </w:pPr>
+      <w:r>
+        <w:t>Mô hình nền được sử dụng vẫn là google/paligemma-3b-pt-224. Để phù hợp với giới hạn VRAM trên Google Colab, mô hình được nạp ở chế độ 4-bit thông qua BitsAndBytesConfig với NF4, bfloat16 compute dtype và double quantization. Adapter SFT được nạp vào active model ở chế độ trainable, trong khi reference model sử dụng cùng adapter nhưng được đóng băng hoàn toàn.</w:t>
+      </w:r>
+    </w:p>
+    <w:p>
+      <w:pPr>
+        <w:pStyle w:val="Nidungvnbn"/>
+      </w:pPr>
+      <w:r>
+        <w:t>Các siêu tham số chính trong B2_RL bao gồm: DPO_BETA = 0.1, learning rate = 5e-6, batch size mỗi thiết bị = 2, gradient accumulation = 4, effective batch size = 8, số epoch = 3, max length = 256 và max prompt length = 128. Learning rate được chọn nhỏ hơn giai đoạn SFT để hạn chế hiện tượng quên kiến thức đã học, vì mục tiêu của DPO chỉ là căn chỉnh preference chứ không phải học lại toàn bộ nhiệm vụ VQA.</w:t>
+      </w:r>
+    </w:p>
+    <w:p>
+      <w:pPr>
+        <w:pStyle w:val="Nidungvnbn"/>
+      </w:pPr>
+      <w:r>
+        <w:t>Một điểm quan trọng trong triển khai là custom multimodal collator. DPOTrainer mặc định chủ yếu xử lý dữ liệu văn bản, trong khi PaliGemma cần đồng thời ảnh và câu hỏi. Collator tùy chỉnh sẽ mở ảnh, tokenize prompt cùng chosen/rejected bằng PaliGemmaProcessor, tạo pixel_values, đồng thời mask phần prompt trong labels bằng -100 để loss chỉ tập trung vào phần câu trả lời. Notebook cũng có các bước debug để xác nhận pixel_values còn tồn tại trong batch, labels được mask đúng, và chỉ các lớp LoRA được cập nhật.</w:t>
+      </w:r>
+    </w:p>
+    <w:p>
+      <w:pPr>
+        <w:pStyle w:val="Heading2"/>
+        <w:rPr>
+          <w:lang w:val="en-US"/>
+        </w:rPr>
+      </w:pPr>
+      <w:r>
+        <w:rPr>
+          <w:lang w:val="en-US"/>
+        </w:rPr>
+        <w:t>Kết quả đánh giá sau DPO</w:t>
+      </w:r>
+    </w:p>
+    <w:p>
+      <w:pPr>
+        <w:pStyle w:val="Nidungvnbn"/>
+      </w:pPr>
+      <w:r>
+        <w:t>Sau khi huấn luyện, notebook chạy suy luận song song giữa mô hình SFT và mô hình DPO trên tập kiểm thử. Các độ đo được sử dụng trong file này gồm Exact Match, Token F1, BLEU-1 và ROUGE-L. Kết quả cho thấy DPO có cải thiện về mặt số học nhưng mức tăng rất nhỏ: SFT đạt Exact Match = 0.0, Token F1 = 0.0015, BLEU-1 = 0.0007 và ROUGE-L = 0.0042; DPO đạt Exact Match = 0.0, Token F1 = 0.0018, BLEU-1 = 0.0010 và ROUGE-L = 0.0050.</w:t>
+      </w:r>
+    </w:p>
+    <w:p>
+      <w:pPr>
+        <w:pStyle w:val="Nidungvnbn"/>
+      </w:pPr>
+      <w:r>
+        <w:lastRenderedPageBreak/>
+        <w:t>Mức cải thiện tuyệt đối lần lượt chỉ là 0.0000 ở Exact Match, 0.0003 ở Token F1, 0.0003 ở BLEU-1 và 0.0008 ở ROUGE-L. Khi phân tích theo từng loại câu hỏi như Hành động, Màu sắc, Môi trường, Nhận dạng, Đúng/Sai và Đặc điểm, Exact Match của cả SFT và DPO đều bằng 0.0%. Điều này cho thấy DPO chưa tạo ra thay đổi đáng kể ở các nhóm câu hỏi cụ thể.</w:t>
+      </w:r>
+    </w:p>
+    <w:p>
+      <w:pPr>
+        <w:pStyle w:val="Nidungvnbn"/>
+      </w:pPr>
+      <w:r>
+        <w:t>Các ví dụ định tính cũng cho thấy vấn đề còn tồn tại rõ ràng. Nhiều câu trả lời sau DPO vẫn là các từ tiếng Anh ngắn như “yes”, “standing”, “wings” hoặc “looking”, trong khi đáp án chuẩn là tiếng Việt và thường yêu cầu diễn đạt đầy đủ hơn. Một số trường hợp DPO thay đổi đầu ra so với SFT, nhưng thay đổi này chưa chắc đúng hơn; ví dụ câu hỏi về hành động có đáp án “đang nằm xuống” nhưng DPO trả lời “standing”.</w:t>
+      </w:r>
+    </w:p>
+    <w:p>
+      <w:pPr>
+        <w:pStyle w:val="Heading2"/>
+        <w:rPr>
+          <w:lang w:val="en-US"/>
+        </w:rPr>
+      </w:pPr>
+      <w:r>
+        <w:rPr>
+          <w:lang w:val="en-US"/>
+        </w:rPr>
+        <w:t>Kết luận</w:t>
+      </w:r>
+    </w:p>
+    <w:p>
+      <w:pPr>
+        <w:pStyle w:val="Nidungvnbn"/>
+      </w:pPr>
+      <w:r>
+        <w:t>Từ kết quả trên, có thể kết luận rằng việc bổ sung DPO trong cấu hình hiện tại chưa thật sự mang lại hiệu quả rõ rệt cho mô hình VQA. Về mặt ý tưởng, DPO là một hướng hợp lý để căn chỉnh mô hình sau SFT, vì nó cho phép học trực tiếp từ cặp câu trả lời tốt và kém mà không cần xây dựng reward model riêng như PPO. Tuy nhiên, trong thực nghiệm này, mức cải thiện quá nhỏ và Exact Match vẫn bằng 0 cho thấy DPO chưa giúp mô hình tiến bộ đáng kể.</w:t>
+      </w:r>
+    </w:p>
+    <w:p>
+      <w:pPr>
+        <w:pStyle w:val="Nidungvnbn"/>
+      </w:pPr>
+      <w:r>
+        <w:t>Nguyên nhân chính có thể đến từ quy mô dữ liệu preference còn nhỏ, chỉ gồm 300 mẫu, trong khi mô hình PaliGemma có quy mô lớn và bài toán VQA tiếng Việt đòi hỏi khả năng căn chỉnh ngôn ngữ mạnh hơn. Ngoài ra, các cặp chosen/rejected có thể chưa đủ đa dạng hoặc chưa phản ánh rõ những lỗi quan trọng của mô hình sau SFT. Khi tín hiệu preference yếu, DPO chỉ tạo ra các thay đổi nhẹ trên phân phối sinh token và khó cải thiện rõ trên tập kiểm thử lớn.</w:t>
+      </w:r>
+    </w:p>
+    <w:p>
+      <w:pPr>
+        <w:pStyle w:val="Nidungvnbn"/>
+      </w:pPr>
+      <w:r>
+        <w:t xml:space="preserve">Một vấn đề khác là sau DPO, mô hình vẫn có xu hướng sinh câu trả lời ngắn bằng tiếng Anh trong nhiều ví dụ. Điều này cho thấy giai đoạn DPO chưa xử lý triệt để rào cản language alignment và thậm chí có thể chưa bảo toàn tốt hành vi trả lời tiếng Việt mà SFT đã học được. Do đó, DPO ở cấu hình này nên được xem là một </w:t>
+      </w:r>
+      <w:r>
+        <w:lastRenderedPageBreak/>
+        <w:t>thử nghiệm bổ sung để khảo sát hướng alignment, chứ chưa phải là phương án tối ưu giúp cải thiện hiệu năng cuối cùng của hệ thống.</w:t>
+      </w:r>
+    </w:p>
+    <w:p>
+      <w:pPr>
+        <w:pStyle w:val="Nidungvnbn"/>
+      </w:pPr>
+      <w:r>
+        <w:t>Tóm lại, B2_RL chứng minh rằng pipeline SFT → DPO có thể triển khai được về mặt kỹ thuật trên PaliGemma với QLoRA và dữ liệu preference đa phương thức. Tuy nhiên, kết quả thực nghiệm cho thấy thuật toán DPO trong thiết lập hiện tại chưa thật sự tốt và chưa hỗ trợ nhiều cho mô hình. Để DPO có giá trị hơn, cần mở rộng dữ liệu preference, thiết kế cặp chosen/rejected sát hơn với lỗi thực tế, kiểm soát mạnh hơn yêu cầu trả lời tiếng Việt, và thử nghiệm thêm các giá trị beta, learning rate hoặc số bước huấn luyện.</w:t>
+      </w:r>
     </w:p>
     <w:p>
       <w:pPr>
         <w:pStyle w:val="Heading1"/>
-      </w:pPr>
-      <w:r>
         <w:rPr>
           <w:lang w:val="en-US"/>
         </w:rPr>
-        <w:t>BÀI TOÁN ASPECT</w:t>
-      </w:r>
+      </w:pPr>
       <w:r>
         <w:rPr>
           <w:lang w:val="en-US"/>
         </w:rPr>
-        <w:t>-</w:t>
-      </w:r>
-      <w:r>
+        <w:t>BÀI TOÁN ASPECT-BASED SENTIMENT ANALYSIS</w:t>
+      </w:r>
+    </w:p>
+    <w:p>
+      <w:pPr>
+        <w:pStyle w:val="Heading2"/>
         <w:rPr>
           <w:lang w:val="en-US"/>
         </w:rPr>
-        <w:t>BASE</w:t>
-      </w:r>
+      </w:pPr>
       <w:r>
         <w:rPr>
           <w:lang w:val="en-US"/>
         </w:rPr>
-        <w:t>D</w:t>
-      </w:r>
-      <w:r>
+        <w:t xml:space="preserve">Đặt vấn đề </w:t>
+      </w:r>
+    </w:p>
+    <w:p>
+      <w:pPr>
+        <w:pStyle w:val="Nidungvnbn"/>
+      </w:pPr>
+      <w:r>
+        <w:t>Trong ngành dịch vụ khách sạn, việc tự động hóa phân tích đánh giá của khách hàng mang lại giá trị thực tiễn cao. Tuy nhiên, bài toán Phân tích sắc thái theo khía cạnh (Aspect-Based Sentiment Analysis - ABSA) đối mặt với thách thức lớn về sự mất cân bằng dữ liệu . Trên tập dữ liệu VLSP2018-Hotel, có tới 34 khía cạnh cần đánh giá, nhưng 87% dữ liệu thuộc nhãn None, trong khi các nhãn Negative và Neutral chỉ chiếm tỷ lệ cực kỳ nhỏ (tương ứng ~3% và ~0.7%).</w:t>
+      </w:r>
+    </w:p>
+    <w:p>
+      <w:pPr>
+        <w:pStyle w:val="Nidungvnbn"/>
+      </w:pPr>
+      <w:r>
+        <w:t>Để giải quyết bài toán này, nhóm đề xuất một luồng xử lý gồm 3 giai đoạn, kết hợp giữa mô hình ngôn ngữ lớn PhoBERT và thuật toán Học tăng cường Proximal Policy Optimization.</w:t>
+      </w:r>
+    </w:p>
+    <w:p>
+      <w:pPr>
+        <w:pStyle w:val="Nidungvnbn"/>
+      </w:pPr>
+      <w:r>
+        <w:rPr>
+          <w:noProof/>
+        </w:rPr>
+        <w:lastRenderedPageBreak/>
+        <w:drawing>
+          <wp:inline distT="0" distB="0" distL="0" distR="0" wp14:anchorId="1C90696F" wp14:editId="6B299745">
+            <wp:extent cx="1685925" cy="5581650"/>
+            <wp:effectExtent l="0" t="0" r="0" b="0"/>
+            <wp:docPr id="1306284470" name="drawing"/>
+            <wp:cNvGraphicFramePr>
+              <a:graphicFrameLocks xmlns:a="http://schemas.openxmlformats.org/drawingml/2006/main" noChangeAspect="1"/>
+            </wp:cNvGraphicFramePr>
+            <a:graphic xmlns:a="http://schemas.openxmlformats.org/drawingml/2006/main">
+              <a:graphicData uri="http://schemas.openxmlformats.org/drawingml/2006/picture">
+                <pic:pic xmlns:pic="http://schemas.openxmlformats.org/drawingml/2006/picture">
+                  <pic:nvPicPr>
+                    <pic:cNvPr id="1306284470" name=""/>
+                    <pic:cNvPicPr/>
+                  </pic:nvPicPr>
+                  <pic:blipFill>
+                    <a:blip r:embed="rId16">
+                      <a:extLst>
+                        <a:ext uri="{28A0092B-C50C-407E-A947-70E740481C1C}">
+                          <a14:useLocalDpi xmlns:a14="http://schemas.microsoft.com/office/drawing/2010/main"/>
+                        </a:ext>
+                      </a:extLst>
+                    </a:blip>
+                    <a:stretch>
+                      <a:fillRect/>
+                    </a:stretch>
+                  </pic:blipFill>
+                  <pic:spPr>
+                    <a:xfrm>
+                      <a:off x="0" y="0"/>
+                      <a:ext cx="1685925" cy="5581650"/>
+                    </a:xfrm>
+                    <a:prstGeom prst="rect">
+                      <a:avLst/>
+                    </a:prstGeom>
+                  </pic:spPr>
+                </pic:pic>
+              </a:graphicData>
+            </a:graphic>
+          </wp:inline>
+        </w:drawing>
+      </w:r>
+    </w:p>
+    <w:p>
+      <w:pPr>
+        <w:pStyle w:val="Heading2"/>
         <w:rPr>
           <w:lang w:val="en-US"/>
         </w:rPr>
-        <w:t xml:space="preserve"> SENTIMENT ANALYSIS</w:t>
+      </w:pPr>
+      <w:r>
+        <w:rPr>
+          <w:lang w:val="en-US"/>
+        </w:rPr>
+        <w:t>Giai đoạn 1: Supervised Fine-Tuning (SFT)</w:t>
+      </w:r>
+    </w:p>
+    <w:p>
+      <w:pPr>
+        <w:pStyle w:val="Nidungvnbn"/>
+      </w:pPr>
+      <w:r>
+        <w:t>Giai đoạn đầu tiên nhằm mục đích trang bị cho mô hình (Actor) kiến thức ngôn ngữ nền tảng và khả năng phân loại cơ bản.</w:t>
+      </w:r>
+    </w:p>
+    <w:p>
+      <w:pPr>
+        <w:pStyle w:val="Heading3"/>
+      </w:pPr>
+      <w:r>
+        <w:t>Kiến trúc mạng và Tối ưu tài nguyên</w:t>
+      </w:r>
+    </w:p>
+    <w:p>
+      <w:pPr>
+        <w:pStyle w:val="Nidungvnbn"/>
+      </w:pPr>
+      <w:r>
+        <w:t xml:space="preserve">Thay vì tinh chỉnh toàn bộ 135 triệu tham số của PhoBERT (dễ dẫn đến tràn bộ nhớ và quá khớp), nhóm áp dụng kỹ thuật LoRA (Low-Rank Adaptation). Kỹ thuật này chỉ can thiệp vào các ma trận Query và Value bên trong lớp Self-Attention. </w:t>
+      </w:r>
+      <w:r>
+        <w:lastRenderedPageBreak/>
+        <w:t>Nhờ đó, số lượng tham số cần huấn luyện giảm xuống chỉ còn khoảng ~989K (chiếm 0.7% tổng tham số), giúp mô hình huấn luyện cực kỳ nhanh chóng và hiệu quả.</w:t>
+      </w:r>
+    </w:p>
+    <w:p>
+      <w:pPr>
+        <w:pStyle w:val="Heading3"/>
+      </w:pPr>
+      <w:r>
+        <w:t>Xử lý mất cân bằng dữ liệu</w:t>
+      </w:r>
+    </w:p>
+    <w:p>
+      <w:pPr>
+        <w:pStyle w:val="Nidungvnbn"/>
+      </w:pPr>
+      <w:r>
+        <w:t>Nhóm sử dụng hàm Weighted Cross-Entropy Loss thay cho hàm mất mát thông thường. Bộ trọng số được thiết lập là W = [0.05, 1.0, 2.5, 5.0] tương ứng với các nhãn [None, Positive, Negative, Neutral]. Việc phạt cực nặng (5.0) đối với các lớp thiểu số và thả lỏng (0.05) đối với lớp đa số None đã ép mạng Attention của PhoBERT phải tập trung học các từ vựng mang tính tiêu cực và trung lập.</w:t>
+      </w:r>
+    </w:p>
+    <w:p>
+      <w:pPr>
+        <w:pStyle w:val="Nidungvnbn"/>
+      </w:pPr>
+      <w:r>
+        <w:t>Kết quả Giai đoạn 1: Mô hình đạt F1-Score (non-none) là 0.4463. Đây là một baseline rất mạnh, chứng minh tính hiệu quả của hàm Weighted Loss.</w:t>
       </w:r>
     </w:p>
     <w:p>
@@ -9995,7 +10493,100 @@
         <w:rPr>
           <w:lang w:val="en-US"/>
         </w:rPr>
-        <w:t>Giai đoạn 1</w:t>
+        <w:t>Giai đoạn 2: Critic Pretraining</w:t>
+      </w:r>
+    </w:p>
+    <w:p>
+      <w:pPr>
+        <w:pStyle w:val="Nidungvnbn"/>
+      </w:pPr>
+      <w:r>
+        <w:t>Để chuẩn bị cho thuật toán Học tăng cường ở Giai đoạn 3, hệ thống cần một mạng Critic để đánh giá xem hành động của mô hình dự đoán là tốt hay xấu.</w:t>
+      </w:r>
+    </w:p>
+    <w:p>
+      <w:pPr>
+        <w:pStyle w:val="Heading3"/>
+      </w:pPr>
+      <w:r>
+        <w:t>Kiến trúc Shared Backbone</w:t>
+      </w:r>
+    </w:p>
+    <w:p>
+      <w:pPr>
+        <w:pStyle w:val="Nidungvnbn"/>
+      </w:pPr>
+      <w:r>
+        <w:t>Thay vì sử dụng hai mô hình PhoBERT độc lập gây lãng phí tài nguyên, nhóm thiết kế kiến trúc Shared Backbone. Cả Actor và Critic đều dùng chung các lớp biểu diễn ngữ cảnh của PhoBERT và chỉ tách ra ở lớp Linear cuối cùng.</w:t>
+      </w:r>
+    </w:p>
+    <w:p>
+      <w:pPr>
+        <w:pStyle w:val="Heading3"/>
+      </w:pPr>
+      <w:r>
+        <w:t>Chiến lược đóng băng và Huấn luyện</w:t>
+      </w:r>
+    </w:p>
+    <w:p>
+      <w:pPr>
+        <w:pStyle w:val="Nidungvnbn"/>
+      </w:pPr>
+      <w:r>
+        <w:t xml:space="preserve">Tại giai đoạn này, toàn bộ mạng Actor được đóng băng. Mạng Critic được huấn luyện bằng hàm mất mát MSE để học cách dự đoán điểm phần thưởng kỳ vọng V(s). Một kỹ thuật quan trọng được áp dụng là Stochastic Sampling thay vì Argmax. Điều này giúp mô phỏng chính xác tính ngẫu nhiên của môi trường Học tăng cường, ngăn chặn hiện tượng chệch hướng khi tính toán lợi thế </w:t>
+      </w:r>
+    </w:p>
+    <w:p>
+      <w:pPr>
+        <w:pStyle w:val="Nidungvnbn"/>
+        <w:ind w:firstLine="0"/>
+      </w:pPr>
+      <w:r>
+        <w:rPr>
+          <w:noProof/>
+        </w:rPr>
+        <w:lastRenderedPageBreak/>
+        <w:drawing>
+          <wp:inline distT="0" distB="0" distL="0" distR="0" wp14:anchorId="359D2B00" wp14:editId="69877F6E">
+            <wp:extent cx="5581650" cy="3009900"/>
+            <wp:effectExtent l="0" t="0" r="0" b="0"/>
+            <wp:docPr id="360777193" name="drawing"/>
+            <wp:cNvGraphicFramePr>
+              <a:graphicFrameLocks xmlns:a="http://schemas.openxmlformats.org/drawingml/2006/main" noChangeAspect="1"/>
+            </wp:cNvGraphicFramePr>
+            <a:graphic xmlns:a="http://schemas.openxmlformats.org/drawingml/2006/main">
+              <a:graphicData uri="http://schemas.openxmlformats.org/drawingml/2006/picture">
+                <pic:pic xmlns:pic="http://schemas.openxmlformats.org/drawingml/2006/picture">
+                  <pic:nvPicPr>
+                    <pic:cNvPr id="360777193" name="Picture 360777193"/>
+                    <pic:cNvPicPr/>
+                  </pic:nvPicPr>
+                  <pic:blipFill>
+                    <a:blip r:embed="rId17">
+                      <a:extLst>
+                        <a:ext uri="{28A0092B-C50C-407E-A947-70E740481C1C}">
+                          <a14:useLocalDpi xmlns:a14="http://schemas.microsoft.com/office/drawing/2010/main"/>
+                        </a:ext>
+                      </a:extLst>
+                    </a:blip>
+                    <a:stretch>
+                      <a:fillRect/>
+                    </a:stretch>
+                  </pic:blipFill>
+                  <pic:spPr>
+                    <a:xfrm>
+                      <a:off x="0" y="0"/>
+                      <a:ext cx="5581650" cy="3009900"/>
+                    </a:xfrm>
+                    <a:prstGeom prst="rect">
+                      <a:avLst/>
+                    </a:prstGeom>
+                  </pic:spPr>
+                </pic:pic>
+              </a:graphicData>
+            </a:graphic>
+          </wp:inline>
+        </w:drawing>
       </w:r>
     </w:p>
     <w:p>
@@ -10009,21 +10600,243 @@
         <w:rPr>
           <w:lang w:val="en-US"/>
         </w:rPr>
-        <w:t>Giai đoạn 2</w:t>
+        <w:t>Giai đoạn 3: Proximal Policy Optimization</w:t>
+      </w:r>
+    </w:p>
+    <w:p>
+      <w:pPr>
+        <w:pStyle w:val="Nidungvnbn"/>
+      </w:pPr>
+      <w:r>
+        <w:t>Đây là giai đoạn cốt lõi, sử dụng thuật toán PPO để tối ưu hóa trực tiếp mô hình dựa trên các chỉ số đánh giá thực tế (Reward) thay vì chỉ học từ nhãn có sẵn.</w:t>
+      </w:r>
+    </w:p>
+    <w:p>
+      <w:pPr>
+        <w:pStyle w:val="Heading3"/>
+      </w:pPr>
+      <w:r>
+        <w:t>Cơ chế hoạt động (PPO Loop)</w:t>
+      </w:r>
+    </w:p>
+    <w:p>
+      <w:pPr>
+        <w:pStyle w:val="Nidungvnbn"/>
+      </w:pPr>
+      <w:r>
+        <w:t>Mỗi vòng lặp huấn luyện đi qua 4 bước:</w:t>
+      </w:r>
+    </w:p>
+    <w:p>
+      <w:pPr>
+        <w:pStyle w:val="Nidungvnbn"/>
+        <w:numPr>
+          <w:ilvl w:val="0"/>
+          <w:numId w:val="49"/>
+        </w:numPr>
+      </w:pPr>
+      <w:r>
+        <w:t>Rollout: Chạy mô hình để lấy dự đoán hành động.</w:t>
+      </w:r>
+    </w:p>
+    <w:p>
+      <w:pPr>
+        <w:pStyle w:val="Nidungvnbn"/>
+        <w:numPr>
+          <w:ilvl w:val="0"/>
+          <w:numId w:val="49"/>
+        </w:numPr>
+      </w:pPr>
+      <w:r>
+        <w:t>Reward: Chấm điểm hành động. Nhóm thiết kế hàm phần thưởng kết hợp (Reward Shaping): Thưởng cao (+5.0) nếu đoán đúng lớp thiểu số, thưởng thấp (+0.5) cho lớp đa số, phạt nặng (-2.0) nếu sai, và kết hợp với F1-macro của cả batch để cân bằng độ chính xác.</w:t>
+      </w:r>
+    </w:p>
+    <w:p>
+      <w:pPr>
+        <w:pStyle w:val="Nidungvnbn"/>
+        <w:numPr>
+          <w:ilvl w:val="0"/>
+          <w:numId w:val="49"/>
+        </w:numPr>
+      </w:pPr>
+      <w:r>
+        <w:t>Advantage: Tính toán Lợi thế tương đối bằng cách lấy phần thưởng thực tế trừ đi phần thưởng kỳ vọng do Critic dự đoán.</w:t>
+      </w:r>
+    </w:p>
+    <w:p>
+      <w:pPr>
+        <w:pStyle w:val="Nidungvnbn"/>
+        <w:numPr>
+          <w:ilvl w:val="0"/>
+          <w:numId w:val="49"/>
+        </w:numPr>
+      </w:pPr>
+      <w:r>
+        <w:t>Update: Cập nhật trọng số thông qua hàm PPO Loss tổng hợp.</w:t>
+      </w:r>
+    </w:p>
+    <w:p>
+      <w:pPr>
+        <w:pStyle w:val="Heading3"/>
+      </w:pPr>
+      <w:r>
+        <w:t>Hàm PPO Loss Tổng hợp</w:t>
+      </w:r>
+    </w:p>
+    <w:p>
+      <w:pPr>
+        <w:pStyle w:val="Nidungvnbn"/>
+      </w:pPr>
+      <w:r>
+        <w:t>Hàm Loss được thiết kế chặt chẽ với 4 thành phần để đảm bảo mô hình học đúng hướng:</w:t>
+      </w:r>
+    </w:p>
+    <w:p>
+      <w:pPr>
+        <w:pStyle w:val="Nidungvnbn"/>
+        <w:numPr>
+          <w:ilvl w:val="0"/>
+          <w:numId w:val="48"/>
+        </w:numPr>
+      </w:pPr>
+      <w:r>
+        <w:lastRenderedPageBreak/>
+        <w:t>Clipped Surrogate Objective : Ràng buộc Trust Region không cho phép chính sách thay đổi quá đột ngột, giúp mô hình hội tụ ổn định.</w:t>
+      </w:r>
+    </w:p>
+    <w:p>
+      <w:pPr>
+        <w:pStyle w:val="Nidungvnbn"/>
+        <w:numPr>
+          <w:ilvl w:val="0"/>
+          <w:numId w:val="48"/>
+        </w:numPr>
+      </w:pPr>
+      <w:r>
+        <w:t>Value Loss : Giúp Critic liên tục cập nhật khả năng chấm điểm.</w:t>
+      </w:r>
+    </w:p>
+    <w:p>
+      <w:pPr>
+        <w:pStyle w:val="Nidungvnbn"/>
+        <w:numPr>
+          <w:ilvl w:val="0"/>
+          <w:numId w:val="48"/>
+        </w:numPr>
+      </w:pPr>
+      <w:r>
+        <w:t>Entropy Bonus: Khuyến khích mô hình khám phá , ngăn chặn việc mô hình chỉ tự tin đoán duy nhất một nhãn ).</w:t>
+      </w:r>
+    </w:p>
+    <w:p>
+      <w:pPr>
+        <w:pStyle w:val="Nidungvnbn"/>
+        <w:numPr>
+          <w:ilvl w:val="0"/>
+          <w:numId w:val="48"/>
+        </w:numPr>
+      </w:pPr>
+      <w:r>
+        <w:t>KL Penalty: Hoạt động như một "mỏ neo", giữ cho chính sách mới không đi quá xa so với mô hình gốc ở Giai đoạn 1, chống lại hiện tượng "học vẹt phần thưởng" (Reward Hacking).</w:t>
       </w:r>
     </w:p>
     <w:p>
       <w:pPr>
         <w:pStyle w:val="Heading2"/>
-        <w:rPr>
+      </w:pPr>
+      <w:r>
+        <w:rPr>
+          <w:noProof w:val="0"/>
           <w:lang w:val="en-US"/>
         </w:rPr>
-      </w:pPr>
-      <w:r>
-        <w:rPr>
-          <w:lang w:val="en-US"/>
-        </w:rPr>
-        <w:t>Giai đoạn 3</w:t>
+        <w:t>Phân tích Kết quả và Đánh giá Thực nghiệm</w:t>
+      </w:r>
+      <w:r>
+        <w:drawing>
+          <wp:inline distT="0" distB="0" distL="0" distR="0" wp14:anchorId="0E309666" wp14:editId="79068F0F">
+            <wp:extent cx="5581650" cy="876300"/>
+            <wp:effectExtent l="0" t="0" r="0" b="0"/>
+            <wp:docPr id="1090199582" name="drawing"/>
+            <wp:cNvGraphicFramePr>
+              <a:graphicFrameLocks xmlns:a="http://schemas.openxmlformats.org/drawingml/2006/main" noChangeAspect="1"/>
+            </wp:cNvGraphicFramePr>
+            <a:graphic xmlns:a="http://schemas.openxmlformats.org/drawingml/2006/main">
+              <a:graphicData uri="http://schemas.openxmlformats.org/drawingml/2006/picture">
+                <pic:pic xmlns:pic="http://schemas.openxmlformats.org/drawingml/2006/picture">
+                  <pic:nvPicPr>
+                    <pic:cNvPr id="1090199582" name="Picture 1090199582"/>
+                    <pic:cNvPicPr/>
+                  </pic:nvPicPr>
+                  <pic:blipFill>
+                    <a:blip r:embed="rId18">
+                      <a:extLst>
+                        <a:ext uri="{28A0092B-C50C-407E-A947-70E740481C1C}">
+                          <a14:useLocalDpi xmlns:a14="http://schemas.microsoft.com/office/drawing/2010/main"/>
+                        </a:ext>
+                      </a:extLst>
+                    </a:blip>
+                    <a:stretch>
+                      <a:fillRect/>
+                    </a:stretch>
+                  </pic:blipFill>
+                  <pic:spPr>
+                    <a:xfrm>
+                      <a:off x="0" y="0"/>
+                      <a:ext cx="5581650" cy="876300"/>
+                    </a:xfrm>
+                    <a:prstGeom prst="rect">
+                      <a:avLst/>
+                    </a:prstGeom>
+                  </pic:spPr>
+                </pic:pic>
+              </a:graphicData>
+            </a:graphic>
+          </wp:inline>
+        </w:drawing>
+      </w:r>
+    </w:p>
+    <w:p>
+      <w:pPr>
+        <w:pStyle w:val="Nidungvnbn"/>
+      </w:pPr>
+      <w:r>
+        <w:t>Sau khi chạy hoàn thiện luồng PPO, kết quả F1-Score đạt 0.4463, duy trì mức hiệu năng bằng với Giai đoạn (SFT) chứ không tạo ra sự bứt phá. Phân tích nguyên nhân sâu xa dẫn đến hiện tượng này :</w:t>
+      </w:r>
+    </w:p>
+    <w:p>
+      <w:pPr>
+        <w:pStyle w:val="Nidungvnbn"/>
+        <w:numPr>
+          <w:ilvl w:val="0"/>
+          <w:numId w:val="47"/>
+        </w:numPr>
+      </w:pPr>
+      <w:r>
+        <w:t>Sự giới hạn của dữ liệu: Ở Giai đoạn 1, hàm Weighted Loss với trọng số cực lớn (5.0) đã đẩy hiệu suất của mô hình lên ngưỡng giới hạn tối đa mà tập dữ liệu VLSP2018 có thể cung cấp.</w:t>
+      </w:r>
+    </w:p>
+    <w:p>
+      <w:pPr>
+        <w:pStyle w:val="Nidungvnbn"/>
+        <w:numPr>
+          <w:ilvl w:val="0"/>
+          <w:numId w:val="47"/>
+        </w:numPr>
+      </w:pPr>
+      <w:r>
+        <w:t>Đặc tính an toàn của PPO: Việc áp dụng ràng buộc KL Penalty trong PPO đã hoạt động quá tốt. Khi mô hình cố gắng dự đoán nhãn None để "lách luật" ăn điểm an toàn, KL Penalty ngay lập tức kéo nó quay trở lại với sự phân phối nhãn của SFT.</w:t>
+      </w:r>
+    </w:p>
+    <w:p>
+      <w:pPr>
+        <w:pStyle w:val="Nidungvnbn"/>
+      </w:pPr>
+      <w:r>
+        <w:t xml:space="preserve">Kết luận: Dù không mang lại sự nhảy vọt về F1-Score do đặc thù mất cân bằng cố hữu của bộ dữ liệu, dự án đã triển khai thành công và hoàn chỉnh một Framework RLHF (Reinforcement Learning from Human Feedback). Việc giữ vững được độ chính xác, không bị suy thoái mô hình trong môi trường RL phức tạp đã minh chứng cho khả năng kiểm soát thuật toán và am hiểu sâu sắc về kiến trúc mạng nơ-ron của </w:t>
+      </w:r>
+      <w:r>
+        <w:lastRenderedPageBreak/>
+        <w:t>nhóm nghiên cứu. Mô hình thu được hoàn toàn đáp ứng tốt nhu cầu triển khai thực tế.</w:t>
       </w:r>
     </w:p>
     <w:p>
@@ -10031,27 +10844,113 @@
         <w:pStyle w:val="Heading1"/>
       </w:pPr>
       <w:r>
-        <w:rPr>
-          <w:lang w:val="en-US"/>
-        </w:rPr>
         <w:t>KẾT LUẬN</w:t>
       </w:r>
     </w:p>
     <w:p>
       <w:pPr>
-        <w:pStyle w:val="Nidungvnbn"/>
-      </w:pPr>
-    </w:p>
-    <w:p>
-      <w:pPr>
-        <w:pStyle w:val="Nidungvnbn"/>
-        <w:rPr>
-          <w:sz w:val="32"/>
-          <w:szCs w:val="32"/>
-        </w:rPr>
-      </w:pPr>
-      <w:r>
-        <w:br w:type="page"/>
+        <w:pStyle w:val="Heading3"/>
+      </w:pPr>
+      <w:r>
+        <w:t>Những điều đã đạt được</w:t>
+      </w:r>
+    </w:p>
+    <w:p>
+      <w:pPr>
+        <w:pStyle w:val="Nidungvnbn"/>
+      </w:pPr>
+      <w:r>
+        <w:t>Đề tài đã hoàn thành mục tiêu khảo sát và triển khai các hướng tiếp cận học sâu cho hai bài toán xử lý thực thể khác nhau: trả lời câu hỏi thị giác trên dữ liệu động vật và phân tích sắc thái cảm xúc theo khía cạnh trong miền khách sạn. Thông qua quá trình thực nghiệm, nhóm đã xây dựng được một quy trình tương đối đầy đủ từ chuẩn bị dữ liệu, lựa chọn mô hình nền tảng, tinh chỉnh mô hình đến đánh giá đầu ra theo nhiều góc nhìn khác nhau.</w:t>
+      </w:r>
+    </w:p>
+    <w:p>
+      <w:pPr>
+        <w:pStyle w:val="Nidungvnbn"/>
+      </w:pPr>
+      <w:r>
+        <w:t>Đối với bài toán VQA, đề tài cho thấy mô hình đa phương thức có khả năng khai thác thông tin hình ảnh và ngôn ngữ tốt hơn các hướng tiếp cận cơ bản khi được tinh chỉnh phù hợp với dữ liệu tiếng Việt. Quá trình fine-tuning giúp mô hình chuyển từ trạng thái chỉ có năng lực suy luận tổng quát sang khả năng trả lời sát hơn với miền dữ liệu động vật và yêu cầu ngôn ngữ của bài toán. Việc thử nghiệm thêm DPO cũng giúp nhóm đánh giá được tiềm năng của hướng căn chỉnh mô hình bằng dữ liệu preference, dù hiệu quả thực tế trong cấu hình hiện tại còn hạn chế.</w:t>
+      </w:r>
+    </w:p>
+    <w:p>
+      <w:pPr>
+        <w:pStyle w:val="Nidungvnbn"/>
+      </w:pPr>
+      <w:r>
+        <w:t>Đối với bài toán ABSA, đề tài đã triển khai được quy trình xử lý dựa trên mô hình ngôn ngữ tiếng Việt, kết hợp các cơ chế tối ưu nhằm thích nghi với dữ liệu mất cân bằng. Hệ thống không chỉ tập trung vào phân loại cảm xúc tổng quát mà còn đi sâu vào từng khía cạnh cụ thể, qua đó phù hợp hơn với nhu cầu phân tích phản hồi người dùng trong thực tế.</w:t>
+      </w:r>
+    </w:p>
+    <w:p>
+      <w:pPr>
+        <w:pStyle w:val="Nidungvnbn"/>
+      </w:pPr>
+      <w:r>
+        <w:t>Nhìn chung, đề tài đã giúp nhóm củng cố kiến thức về mô hình ngôn ngữ, mô hình thị giác - ngôn ngữ, tinh chỉnh tham số hiệu quả và các kỹ thuật căn chỉnh bằng học tăng cường. Quan trọng hơn, quá trình thực nghiệm cho thấy sự khác biệt giữa một mô hình có năng lực nền tảng mạnh và một mô hình thật sự phù hợp với dữ liệu, ngôn ngữ và tiêu chí đánh giá của bài toán cụ thể.</w:t>
+      </w:r>
+    </w:p>
+    <w:p>
+      <w:pPr>
+        <w:pStyle w:val="Heading3"/>
+      </w:pPr>
+      <w:r>
+        <w:t>Hạn chế</w:t>
+      </w:r>
+    </w:p>
+    <w:p>
+      <w:pPr>
+        <w:pStyle w:val="Nidungvnbn"/>
+      </w:pPr>
+      <w:r>
+        <w:lastRenderedPageBreak/>
+        <w:t>Hạn chế đầu tiên nằm ở chất lượng và quy mô dữ liệu. Với VQA, câu trả lời tiếng Việt có thể có nhiều cách diễn đạt đúng khác nhau, trong khi nhãn tham chiếu thường chỉ biểu diễn một dạng trả lời nhất định. Điều này làm cho việc đánh giá bằng các độ đo khớp chuỗi trở nên khắt khe và chưa phản ánh đầy đủ năng lực hiểu ảnh của mô hình. Với ABSA, dữ liệu có sự mất cân bằng rõ rệt giữa các nhãn, khiến mô hình dễ thiên lệch về các lớp phổ biến hơn.</w:t>
+      </w:r>
+    </w:p>
+    <w:p>
+      <w:pPr>
+        <w:pStyle w:val="Nidungvnbn"/>
+      </w:pPr>
+      <w:r>
+        <w:t>Hạn chế thứ hai là các phương pháp căn chỉnh bằng học tăng cường chưa tạo ra cải thiện rõ rệt trong mọi trường hợp. DPO trong bài toán VQA mới dừng ở mức thử nghiệm ban đầu, chưa giúp mô hình thay đổi đáng kể về chất lượng câu trả lời. Tương tự, PPO trong bài toán ABSA giúp kiểm soát quá trình tối ưu nhưng chưa tạo ra bước nhảy lớn so với giai đoạn học có giám sát. Điều này cho thấy học tăng cường chỉ thật sự hiệu quả khi dữ liệu phản hồi, hàm thưởng và chiến lược huấn luyện được thiết kế đủ mạnh.</w:t>
+      </w:r>
+    </w:p>
+    <w:p>
+      <w:pPr>
+        <w:pStyle w:val="Nidungvnbn"/>
+      </w:pPr>
+      <w:r>
+        <w:t>Ngoài ra, việc sử dụng các mô hình nền tảng lớn cũng kéo theo chi phí tính toán cao, phụ thuộc nhiều vào GPU và bộ nhớ. Điều này làm hạn chế khả năng thử nghiệm nhiều cấu hình khác nhau cũng như khả năng triển khai trên các môi trường tài nguyên thấp.</w:t>
+      </w:r>
+    </w:p>
+    <w:p>
+      <w:pPr>
+        <w:pStyle w:val="Heading3"/>
+      </w:pPr>
+      <w:r>
+        <w:t>Hướng phát triển</w:t>
+      </w:r>
+    </w:p>
+    <w:p>
+      <w:pPr>
+        <w:pStyle w:val="Nidungvnbn"/>
+      </w:pPr>
+      <w:r>
+        <w:t>Trong tương lai, hướng phát triển quan trọng nhất là cải thiện dữ liệu. Với VQA, cần mở rộng tập câu hỏi - câu trả lời, bổ sung nhiều biến thể diễn đạt tiếng Việt đúng nghĩa, đồng thời xây dựng tập preference có chất lượng cao hơn để phục vụ các phương pháp căn chỉnh như DPO. Với ABSA, cần tăng cường dữ liệu cho các lớp thiểu số và chuẩn hóa tốt hơn các khía cạnh có tần suất thấp.</w:t>
+      </w:r>
+    </w:p>
+    <w:p>
+      <w:pPr>
+        <w:pStyle w:val="Nidungvnbn"/>
+      </w:pPr>
+      <w:r>
+        <w:t>Về phương pháp, có thể tiếp tục thử nghiệm các chiến lược đánh giá linh hoạt hơn thay vì chỉ dựa vào khớp chuỗi tuyệt đối. Các độ đo dựa trên ngữ nghĩa, đánh giá theo thực thể, hoặc đánh giá có nhiều đáp án tham chiếu sẽ phù hợp hơn với đặc thù tiếng Việt và các bài toán sinh ngôn ngữ. Đối với học tăng cường, cần nghiên cứu thêm cách thiết kế reward, chọn dữ liệu preference và kiểm soát mức độ thay đổi của mô hình để tránh trường hợp tối ưu không mang lại cải thiện thực tế.</w:t>
+      </w:r>
+    </w:p>
+    <w:p>
+      <w:pPr>
+        <w:pStyle w:val="Nidungvnbn"/>
+      </w:pPr>
+      <w:r>
+        <w:lastRenderedPageBreak/>
+        <w:t>Cuối cùng, hệ thống có thể được phát triển theo hướng triển khai ứng dụng thực tế. Với VQA, mô hình có thể mở rộng sang các miền hình ảnh khác ngoài động vật, chẳng hạn giáo dục, y tế hoặc hỗ trợ người dùng khiếm thị. Với ABSA, hệ thống có thể được tích hợp vào các nền tảng phân tích phản hồi khách hàng, giúp tự động tổng hợp điểm mạnh, điểm yếu và xu hướng cảm xúc theo từng khía cạnh dịch vụ.</w:t>
       </w:r>
     </w:p>
     <w:sectPr>
@@ -10185,6 +11084,59 @@
 <w:hdr xmlns:wpc="http://schemas.microsoft.com/office/word/2010/wordprocessingCanvas" xmlns:cx="http://schemas.microsoft.com/office/drawing/2014/chartex" xmlns:cx1="http://schemas.microsoft.com/office/drawing/2015/9/8/chartex" xmlns:cx2="http://schemas.microsoft.com/office/drawing/2015/10/21/chartex" xmlns:cx3="http://schemas.microsoft.com/office/drawing/2016/5/9/chartex" xmlns:cx4="http://schemas.microsoft.com/office/drawing/2016/5/10/chartex" xmlns:cx5="http://schemas.microsoft.com/office/drawing/2016/5/11/chartex" xmlns:cx6="http://schemas.microsoft.com/office/drawing/2016/5/12/chartex" xmlns:cx7="http://schemas.microsoft.com/office/drawing/2016/5/13/chartex" xmlns:cx8="http://schemas.microsoft.com/office/drawing/2016/5/14/chartex" xmlns:mc="http://schemas.openxmlformats.org/markup-compatibility/2006" xmlns:aink="http://schemas.microsoft.com/office/drawing/2016/ink" xmlns:am3d="http://schemas.microsoft.com/office/drawing/2017/model3d" xmlns:o="urn:schemas-microsoft-com:office:office" xmlns:oel="http://schemas.microsoft.com/office/2019/extlst" xmlns:r="http://schemas.openxmlformats.org/officeDocument/2006/relationships" xmlns:m="http://schemas.openxmlformats.org/officeDocument/2006/math" xmlns:v="urn:schemas-microsoft-com:vml" xmlns:wp14="http://schemas.microsoft.com/office/word/2010/wordprocessingDrawing" xmlns:wp="http://schemas.openxmlformats.org/drawingml/2006/wordprocessingDrawing" xmlns:w10="urn:schemas-microsoft-com:office:word" xmlns:w="http://schemas.openxmlformats.org/wordprocessingml/2006/main" xmlns:w14="http://schemas.microsoft.com/office/word/2010/wordml" xmlns:w15="http://schemas.microsoft.com/office/word/2012/wordml" xmlns:w16cex="http://schemas.microsoft.com/office/word/2018/wordml/cex" xmlns:w16cid="http://schemas.microsoft.com/office/word/2016/wordml/cid" xmlns:w16="http://schemas.microsoft.com/office/word/2018/wordml" xmlns:w16du="http://schemas.microsoft.com/office/word/2023/wordml/word16du" xmlns:w16sdtdh="http://schemas.microsoft.com/office/word/2020/wordml/sdtdatahash" xmlns:w16sdtfl="http://schemas.microsoft.com/office/word/2024/wordml/sdtformatlock" xmlns:w16se="http://schemas.microsoft.com/office/word/2015/wordml/symex" xmlns:wpg="http://schemas.microsoft.com/office/word/2010/wordprocessingGroup" xmlns:wpi="http://schemas.microsoft.com/office/word/2010/wordprocessingInk" xmlns:wne="http://schemas.microsoft.com/office/word/2006/wordml" xmlns:wps="http://schemas.microsoft.com/office/word/2010/wordprocessingShape" mc:Ignorable="w14 w15 w16se w16cid w16 w16cex w16sdtdh w16sdtfl w16du wp14">
   <w:sdt>
     <w:sdtPr>
+      <w:id w:val="1876113623"/>
+      <w:docPartObj>
+        <w:docPartGallery w:val="Page Numbers (Top of Page)"/>
+        <w:docPartUnique/>
+      </w:docPartObj>
+    </w:sdtPr>
+    <w:sdtEndPr>
+      <w:rPr>
+        <w:noProof/>
+      </w:rPr>
+    </w:sdtEndPr>
+    <w:sdtContent>
+      <w:p>
+        <w:pPr>
+          <w:pStyle w:val="Header"/>
+          <w:jc w:val="center"/>
+        </w:pPr>
+        <w:r>
+          <w:fldChar w:fldCharType="begin"/>
+        </w:r>
+        <w:r>
+          <w:instrText xml:space="preserve"> PAGE   \* MERGEFORMAT </w:instrText>
+        </w:r>
+        <w:r>
+          <w:fldChar w:fldCharType="separate"/>
+        </w:r>
+        <w:r>
+          <w:rPr>
+            <w:noProof/>
+          </w:rPr>
+          <w:t>iii</w:t>
+        </w:r>
+        <w:r>
+          <w:rPr>
+            <w:noProof/>
+          </w:rPr>
+          <w:fldChar w:fldCharType="end"/>
+        </w:r>
+      </w:p>
+    </w:sdtContent>
+  </w:sdt>
+  <w:p>
+    <w:pPr>
+      <w:pStyle w:val="Nidungvnbn"/>
+    </w:pPr>
+  </w:p>
+</w:hdr>
+</file>
+
+<file path=word/header4.xml><?xml version="1.0" encoding="utf-8"?>
+<w:hdr xmlns:wpc="http://schemas.microsoft.com/office/word/2010/wordprocessingCanvas" xmlns:cx="http://schemas.microsoft.com/office/drawing/2014/chartex" xmlns:cx1="http://schemas.microsoft.com/office/drawing/2015/9/8/chartex" xmlns:cx2="http://schemas.microsoft.com/office/drawing/2015/10/21/chartex" xmlns:cx3="http://schemas.microsoft.com/office/drawing/2016/5/9/chartex" xmlns:cx4="http://schemas.microsoft.com/office/drawing/2016/5/10/chartex" xmlns:cx5="http://schemas.microsoft.com/office/drawing/2016/5/11/chartex" xmlns:cx6="http://schemas.microsoft.com/office/drawing/2016/5/12/chartex" xmlns:cx7="http://schemas.microsoft.com/office/drawing/2016/5/13/chartex" xmlns:cx8="http://schemas.microsoft.com/office/drawing/2016/5/14/chartex" xmlns:mc="http://schemas.openxmlformats.org/markup-compatibility/2006" xmlns:aink="http://schemas.microsoft.com/office/drawing/2016/ink" xmlns:am3d="http://schemas.microsoft.com/office/drawing/2017/model3d" xmlns:o="urn:schemas-microsoft-com:office:office" xmlns:oel="http://schemas.microsoft.com/office/2019/extlst" xmlns:r="http://schemas.openxmlformats.org/officeDocument/2006/relationships" xmlns:m="http://schemas.openxmlformats.org/officeDocument/2006/math" xmlns:v="urn:schemas-microsoft-com:vml" xmlns:wp14="http://schemas.microsoft.com/office/word/2010/wordprocessingDrawing" xmlns:wp="http://schemas.openxmlformats.org/drawingml/2006/wordprocessingDrawing" xmlns:w10="urn:schemas-microsoft-com:office:word" xmlns:w="http://schemas.openxmlformats.org/wordprocessingml/2006/main" xmlns:w14="http://schemas.microsoft.com/office/word/2010/wordml" xmlns:w15="http://schemas.microsoft.com/office/word/2012/wordml" xmlns:w16cex="http://schemas.microsoft.com/office/word/2018/wordml/cex" xmlns:w16cid="http://schemas.microsoft.com/office/word/2016/wordml/cid" xmlns:w16="http://schemas.microsoft.com/office/word/2018/wordml" xmlns:w16du="http://schemas.microsoft.com/office/word/2023/wordml/word16du" xmlns:w16sdtdh="http://schemas.microsoft.com/office/word/2020/wordml/sdtdatahash" xmlns:w16sdtfl="http://schemas.microsoft.com/office/word/2024/wordml/sdtformatlock" xmlns:w16se="http://schemas.microsoft.com/office/word/2015/wordml/symex" xmlns:wpg="http://schemas.microsoft.com/office/word/2010/wordprocessingGroup" xmlns:wpi="http://schemas.microsoft.com/office/word/2010/wordprocessingInk" xmlns:wne="http://schemas.microsoft.com/office/word/2006/wordml" xmlns:wps="http://schemas.microsoft.com/office/word/2010/wordprocessingShape" mc:Ignorable="w14 w15 w16se w16cid w16 w16cex w16sdtdh w16sdtfl w16du wp14">
+  <w:sdt>
+    <w:sdtPr>
       <w:id w:val="-2026468923"/>
       <w:docPartObj>
         <w:docPartGallery w:val="Page Numbers (Top of Page)"/>
@@ -11073,6 +12025,119 @@
     </w:lvl>
   </w:abstractNum>
   <w:abstractNum w:abstractNumId="7" w15:restartNumberingAfterBreak="0">
+    <w:nsid w:val="194ACA42"/>
+    <w:multiLevelType w:val="hybridMultilevel"/>
+    <w:tmpl w:val="9B385C06"/>
+    <w:lvl w:ilvl="0" w:tplc="BD62E2C6">
+      <w:start w:val="1"/>
+      <w:numFmt w:val="bullet"/>
+      <w:lvlText w:val=""/>
+      <w:lvlJc w:val="left"/>
+      <w:pPr>
+        <w:ind w:left="1800" w:hanging="360"/>
+      </w:pPr>
+      <w:rPr>
+        <w:rFonts w:ascii="Symbol" w:hAnsi="Symbol" w:hint="default"/>
+      </w:rPr>
+    </w:lvl>
+    <w:lvl w:ilvl="1" w:tplc="6602C416">
+      <w:start w:val="1"/>
+      <w:numFmt w:val="bullet"/>
+      <w:lvlText w:val="o"/>
+      <w:lvlJc w:val="left"/>
+      <w:pPr>
+        <w:ind w:left="2520" w:hanging="360"/>
+      </w:pPr>
+      <w:rPr>
+        <w:rFonts w:ascii="Courier New" w:hAnsi="Courier New" w:hint="default"/>
+      </w:rPr>
+    </w:lvl>
+    <w:lvl w:ilvl="2" w:tplc="1C66D5D2">
+      <w:start w:val="1"/>
+      <w:numFmt w:val="bullet"/>
+      <w:lvlText w:val=""/>
+      <w:lvlJc w:val="left"/>
+      <w:pPr>
+        <w:ind w:left="3240" w:hanging="360"/>
+      </w:pPr>
+      <w:rPr>
+        <w:rFonts w:ascii="Wingdings" w:hAnsi="Wingdings" w:hint="default"/>
+      </w:rPr>
+    </w:lvl>
+    <w:lvl w:ilvl="3" w:tplc="521681F2">
+      <w:start w:val="1"/>
+      <w:numFmt w:val="bullet"/>
+      <w:lvlText w:val=""/>
+      <w:lvlJc w:val="left"/>
+      <w:pPr>
+        <w:ind w:left="3960" w:hanging="360"/>
+      </w:pPr>
+      <w:rPr>
+        <w:rFonts w:ascii="Symbol" w:hAnsi="Symbol" w:hint="default"/>
+      </w:rPr>
+    </w:lvl>
+    <w:lvl w:ilvl="4" w:tplc="C696DD4A">
+      <w:start w:val="1"/>
+      <w:numFmt w:val="bullet"/>
+      <w:lvlText w:val="o"/>
+      <w:lvlJc w:val="left"/>
+      <w:pPr>
+        <w:ind w:left="4680" w:hanging="360"/>
+      </w:pPr>
+      <w:rPr>
+        <w:rFonts w:ascii="Courier New" w:hAnsi="Courier New" w:hint="default"/>
+      </w:rPr>
+    </w:lvl>
+    <w:lvl w:ilvl="5" w:tplc="DA20B77C">
+      <w:start w:val="1"/>
+      <w:numFmt w:val="bullet"/>
+      <w:lvlText w:val=""/>
+      <w:lvlJc w:val="left"/>
+      <w:pPr>
+        <w:ind w:left="5400" w:hanging="360"/>
+      </w:pPr>
+      <w:rPr>
+        <w:rFonts w:ascii="Wingdings" w:hAnsi="Wingdings" w:hint="default"/>
+      </w:rPr>
+    </w:lvl>
+    <w:lvl w:ilvl="6" w:tplc="8AA2D1B2">
+      <w:start w:val="1"/>
+      <w:numFmt w:val="bullet"/>
+      <w:lvlText w:val=""/>
+      <w:lvlJc w:val="left"/>
+      <w:pPr>
+        <w:ind w:left="6120" w:hanging="360"/>
+      </w:pPr>
+      <w:rPr>
+        <w:rFonts w:ascii="Symbol" w:hAnsi="Symbol" w:hint="default"/>
+      </w:rPr>
+    </w:lvl>
+    <w:lvl w:ilvl="7" w:tplc="3AE49866">
+      <w:start w:val="1"/>
+      <w:numFmt w:val="bullet"/>
+      <w:lvlText w:val="o"/>
+      <w:lvlJc w:val="left"/>
+      <w:pPr>
+        <w:ind w:left="6840" w:hanging="360"/>
+      </w:pPr>
+      <w:rPr>
+        <w:rFonts w:ascii="Courier New" w:hAnsi="Courier New" w:hint="default"/>
+      </w:rPr>
+    </w:lvl>
+    <w:lvl w:ilvl="8" w:tplc="EAB81428">
+      <w:start w:val="1"/>
+      <w:numFmt w:val="bullet"/>
+      <w:lvlText w:val=""/>
+      <w:lvlJc w:val="left"/>
+      <w:pPr>
+        <w:ind w:left="7560" w:hanging="360"/>
+      </w:pPr>
+      <w:rPr>
+        <w:rFonts w:ascii="Wingdings" w:hAnsi="Wingdings" w:hint="default"/>
+      </w:rPr>
+    </w:lvl>
+  </w:abstractNum>
+  <w:abstractNum w:abstractNumId="8" w15:restartNumberingAfterBreak="0">
     <w:nsid w:val="1A5846B0"/>
     <w:multiLevelType w:val="hybridMultilevel"/>
     <w:tmpl w:val="E30852F2"/>
@@ -11163,7 +12228,7 @@
       </w:pPr>
     </w:lvl>
   </w:abstractNum>
-  <w:abstractNum w:abstractNumId="8" w15:restartNumberingAfterBreak="0">
+  <w:abstractNum w:abstractNumId="9" w15:restartNumberingAfterBreak="0">
     <w:nsid w:val="1AA971C5"/>
     <w:multiLevelType w:val="multilevel"/>
     <w:tmpl w:val="CE6240AC"/>
@@ -11312,7 +12377,7 @@
       </w:rPr>
     </w:lvl>
   </w:abstractNum>
-  <w:abstractNum w:abstractNumId="9" w15:restartNumberingAfterBreak="0">
+  <w:abstractNum w:abstractNumId="10" w15:restartNumberingAfterBreak="0">
     <w:nsid w:val="258B0F57"/>
     <w:multiLevelType w:val="multilevel"/>
     <w:tmpl w:val="6BE6C096"/>
@@ -11461,7 +12526,7 @@
       </w:rPr>
     </w:lvl>
   </w:abstractNum>
-  <w:abstractNum w:abstractNumId="10" w15:restartNumberingAfterBreak="0">
+  <w:abstractNum w:abstractNumId="11" w15:restartNumberingAfterBreak="0">
     <w:nsid w:val="26460CBC"/>
     <w:multiLevelType w:val="multilevel"/>
     <w:tmpl w:val="54F6C702"/>
@@ -11610,7 +12675,7 @@
       </w:rPr>
     </w:lvl>
   </w:abstractNum>
-  <w:abstractNum w:abstractNumId="11" w15:restartNumberingAfterBreak="0">
+  <w:abstractNum w:abstractNumId="12" w15:restartNumberingAfterBreak="0">
     <w:nsid w:val="2ACC18CC"/>
     <w:multiLevelType w:val="multilevel"/>
     <w:tmpl w:val="DDB4DBA8"/>
@@ -11759,7 +12824,7 @@
       </w:rPr>
     </w:lvl>
   </w:abstractNum>
-  <w:abstractNum w:abstractNumId="12" w15:restartNumberingAfterBreak="0">
+  <w:abstractNum w:abstractNumId="13" w15:restartNumberingAfterBreak="0">
     <w:nsid w:val="33CD6A5D"/>
     <w:multiLevelType w:val="hybridMultilevel"/>
     <w:tmpl w:val="97508144"/>
@@ -11872,7 +12937,7 @@
       </w:rPr>
     </w:lvl>
   </w:abstractNum>
-  <w:abstractNum w:abstractNumId="13" w15:restartNumberingAfterBreak="0">
+  <w:abstractNum w:abstractNumId="14" w15:restartNumberingAfterBreak="0">
     <w:nsid w:val="34902D0B"/>
     <w:multiLevelType w:val="hybridMultilevel"/>
     <w:tmpl w:val="2ABCDD7C"/>
@@ -11984,7 +13049,7 @@
       </w:rPr>
     </w:lvl>
   </w:abstractNum>
-  <w:abstractNum w:abstractNumId="14" w15:restartNumberingAfterBreak="0">
+  <w:abstractNum w:abstractNumId="15" w15:restartNumberingAfterBreak="0">
     <w:nsid w:val="34A56744"/>
     <w:multiLevelType w:val="hybridMultilevel"/>
     <w:tmpl w:val="C9C63F00"/>
@@ -12096,7 +13161,7 @@
       </w:rPr>
     </w:lvl>
   </w:abstractNum>
-  <w:abstractNum w:abstractNumId="15" w15:restartNumberingAfterBreak="0">
+  <w:abstractNum w:abstractNumId="16" w15:restartNumberingAfterBreak="0">
     <w:nsid w:val="35D32886"/>
     <w:multiLevelType w:val="multilevel"/>
     <w:tmpl w:val="784EC998"/>
@@ -12209,7 +13274,7 @@
       </w:rPr>
     </w:lvl>
   </w:abstractNum>
-  <w:abstractNum w:abstractNumId="16" w15:restartNumberingAfterBreak="0">
+  <w:abstractNum w:abstractNumId="17" w15:restartNumberingAfterBreak="0">
     <w:nsid w:val="39967250"/>
     <w:multiLevelType w:val="hybridMultilevel"/>
     <w:tmpl w:val="A5A89862"/>
@@ -12299,7 +13364,7 @@
       </w:pPr>
     </w:lvl>
   </w:abstractNum>
-  <w:abstractNum w:abstractNumId="17" w15:restartNumberingAfterBreak="0">
+  <w:abstractNum w:abstractNumId="18" w15:restartNumberingAfterBreak="0">
     <w:nsid w:val="39CD232F"/>
     <w:multiLevelType w:val="multilevel"/>
     <w:tmpl w:val="181AED22"/>
@@ -12448,7 +13513,7 @@
       </w:rPr>
     </w:lvl>
   </w:abstractNum>
-  <w:abstractNum w:abstractNumId="18" w15:restartNumberingAfterBreak="0">
+  <w:abstractNum w:abstractNumId="19" w15:restartNumberingAfterBreak="0">
     <w:nsid w:val="3BBC6511"/>
     <w:multiLevelType w:val="multilevel"/>
     <w:tmpl w:val="EEA863F2"/>
@@ -12597,7 +13662,7 @@
       </w:rPr>
     </w:lvl>
   </w:abstractNum>
-  <w:abstractNum w:abstractNumId="19" w15:restartNumberingAfterBreak="0">
+  <w:abstractNum w:abstractNumId="20" w15:restartNumberingAfterBreak="0">
     <w:nsid w:val="3E9E66AC"/>
     <w:multiLevelType w:val="multilevel"/>
     <w:tmpl w:val="59628E46"/>
@@ -12746,7 +13811,7 @@
       </w:rPr>
     </w:lvl>
   </w:abstractNum>
-  <w:abstractNum w:abstractNumId="20" w15:restartNumberingAfterBreak="0">
+  <w:abstractNum w:abstractNumId="21" w15:restartNumberingAfterBreak="0">
     <w:nsid w:val="48C60F03"/>
     <w:multiLevelType w:val="hybridMultilevel"/>
     <w:tmpl w:val="A01E49E4"/>
@@ -12858,7 +13923,7 @@
       </w:rPr>
     </w:lvl>
   </w:abstractNum>
-  <w:abstractNum w:abstractNumId="21" w15:restartNumberingAfterBreak="0">
+  <w:abstractNum w:abstractNumId="22" w15:restartNumberingAfterBreak="0">
     <w:nsid w:val="51AB66C8"/>
     <w:multiLevelType w:val="hybridMultilevel"/>
     <w:tmpl w:val="9118B95E"/>
@@ -12947,7 +14012,7 @@
       </w:pPr>
     </w:lvl>
   </w:abstractNum>
-  <w:abstractNum w:abstractNumId="22" w15:restartNumberingAfterBreak="0">
+  <w:abstractNum w:abstractNumId="23" w15:restartNumberingAfterBreak="0">
     <w:nsid w:val="54516F73"/>
     <w:multiLevelType w:val="hybridMultilevel"/>
     <w:tmpl w:val="89D42962"/>
@@ -13036,7 +14101,7 @@
       </w:pPr>
     </w:lvl>
   </w:abstractNum>
-  <w:abstractNum w:abstractNumId="23" w15:restartNumberingAfterBreak="0">
+  <w:abstractNum w:abstractNumId="24" w15:restartNumberingAfterBreak="0">
     <w:nsid w:val="545D3C6E"/>
     <w:multiLevelType w:val="hybridMultilevel"/>
     <w:tmpl w:val="157699CC"/>
@@ -13149,7 +14214,7 @@
       </w:rPr>
     </w:lvl>
   </w:abstractNum>
-  <w:abstractNum w:abstractNumId="24" w15:restartNumberingAfterBreak="0">
+  <w:abstractNum w:abstractNumId="25" w15:restartNumberingAfterBreak="0">
     <w:nsid w:val="5654213B"/>
     <w:multiLevelType w:val="hybridMultilevel"/>
     <w:tmpl w:val="1BDE5834"/>
@@ -13261,7 +14326,120 @@
       </w:rPr>
     </w:lvl>
   </w:abstractNum>
-  <w:abstractNum w:abstractNumId="25" w15:restartNumberingAfterBreak="0">
+  <w:abstractNum w:abstractNumId="26" w15:restartNumberingAfterBreak="0">
+    <w:nsid w:val="58CE16BF"/>
+    <w:multiLevelType w:val="hybridMultilevel"/>
+    <w:tmpl w:val="FF142F3E"/>
+    <w:lvl w:ilvl="0" w:tplc="D4E4DDE8">
+      <w:start w:val="1"/>
+      <w:numFmt w:val="bullet"/>
+      <w:lvlText w:val=""/>
+      <w:lvlJc w:val="left"/>
+      <w:pPr>
+        <w:ind w:left="1800" w:hanging="360"/>
+      </w:pPr>
+      <w:rPr>
+        <w:rFonts w:ascii="Symbol" w:hAnsi="Symbol" w:hint="default"/>
+      </w:rPr>
+    </w:lvl>
+    <w:lvl w:ilvl="1" w:tplc="8A76351C">
+      <w:start w:val="1"/>
+      <w:numFmt w:val="bullet"/>
+      <w:lvlText w:val="o"/>
+      <w:lvlJc w:val="left"/>
+      <w:pPr>
+        <w:ind w:left="2520" w:hanging="360"/>
+      </w:pPr>
+      <w:rPr>
+        <w:rFonts w:ascii="Courier New" w:hAnsi="Courier New" w:hint="default"/>
+      </w:rPr>
+    </w:lvl>
+    <w:lvl w:ilvl="2" w:tplc="BA221A64">
+      <w:start w:val="1"/>
+      <w:numFmt w:val="bullet"/>
+      <w:lvlText w:val=""/>
+      <w:lvlJc w:val="left"/>
+      <w:pPr>
+        <w:ind w:left="3240" w:hanging="360"/>
+      </w:pPr>
+      <w:rPr>
+        <w:rFonts w:ascii="Wingdings" w:hAnsi="Wingdings" w:hint="default"/>
+      </w:rPr>
+    </w:lvl>
+    <w:lvl w:ilvl="3" w:tplc="C9C28A52">
+      <w:start w:val="1"/>
+      <w:numFmt w:val="bullet"/>
+      <w:lvlText w:val=""/>
+      <w:lvlJc w:val="left"/>
+      <w:pPr>
+        <w:ind w:left="3960" w:hanging="360"/>
+      </w:pPr>
+      <w:rPr>
+        <w:rFonts w:ascii="Symbol" w:hAnsi="Symbol" w:hint="default"/>
+      </w:rPr>
+    </w:lvl>
+    <w:lvl w:ilvl="4" w:tplc="F3A4A338">
+      <w:start w:val="1"/>
+      <w:numFmt w:val="bullet"/>
+      <w:lvlText w:val="o"/>
+      <w:lvlJc w:val="left"/>
+      <w:pPr>
+        <w:ind w:left="4680" w:hanging="360"/>
+      </w:pPr>
+      <w:rPr>
+        <w:rFonts w:ascii="Courier New" w:hAnsi="Courier New" w:hint="default"/>
+      </w:rPr>
+    </w:lvl>
+    <w:lvl w:ilvl="5" w:tplc="14AE957A">
+      <w:start w:val="1"/>
+      <w:numFmt w:val="bullet"/>
+      <w:lvlText w:val=""/>
+      <w:lvlJc w:val="left"/>
+      <w:pPr>
+        <w:ind w:left="5400" w:hanging="360"/>
+      </w:pPr>
+      <w:rPr>
+        <w:rFonts w:ascii="Wingdings" w:hAnsi="Wingdings" w:hint="default"/>
+      </w:rPr>
+    </w:lvl>
+    <w:lvl w:ilvl="6" w:tplc="13867B80">
+      <w:start w:val="1"/>
+      <w:numFmt w:val="bullet"/>
+      <w:lvlText w:val=""/>
+      <w:lvlJc w:val="left"/>
+      <w:pPr>
+        <w:ind w:left="6120" w:hanging="360"/>
+      </w:pPr>
+      <w:rPr>
+        <w:rFonts w:ascii="Symbol" w:hAnsi="Symbol" w:hint="default"/>
+      </w:rPr>
+    </w:lvl>
+    <w:lvl w:ilvl="7" w:tplc="48647218">
+      <w:start w:val="1"/>
+      <w:numFmt w:val="bullet"/>
+      <w:lvlText w:val="o"/>
+      <w:lvlJc w:val="left"/>
+      <w:pPr>
+        <w:ind w:left="6840" w:hanging="360"/>
+      </w:pPr>
+      <w:rPr>
+        <w:rFonts w:ascii="Courier New" w:hAnsi="Courier New" w:hint="default"/>
+      </w:rPr>
+    </w:lvl>
+    <w:lvl w:ilvl="8" w:tplc="87D8E62A">
+      <w:start w:val="1"/>
+      <w:numFmt w:val="bullet"/>
+      <w:lvlText w:val=""/>
+      <w:lvlJc w:val="left"/>
+      <w:pPr>
+        <w:ind w:left="7560" w:hanging="360"/>
+      </w:pPr>
+      <w:rPr>
+        <w:rFonts w:ascii="Wingdings" w:hAnsi="Wingdings" w:hint="default"/>
+      </w:rPr>
+    </w:lvl>
+  </w:abstractNum>
+  <w:abstractNum w:abstractNumId="27" w15:restartNumberingAfterBreak="0">
     <w:nsid w:val="592F22FF"/>
     <w:multiLevelType w:val="hybridMultilevel"/>
     <w:tmpl w:val="E30852F2"/>
@@ -13352,7 +14530,7 @@
       </w:pPr>
     </w:lvl>
   </w:abstractNum>
-  <w:abstractNum w:abstractNumId="26" w15:restartNumberingAfterBreak="0">
+  <w:abstractNum w:abstractNumId="28" w15:restartNumberingAfterBreak="0">
     <w:nsid w:val="59457DDD"/>
     <w:multiLevelType w:val="hybridMultilevel"/>
     <w:tmpl w:val="BE60F92A"/>
@@ -13465,7 +14643,93 @@
       </w:rPr>
     </w:lvl>
   </w:abstractNum>
-  <w:abstractNum w:abstractNumId="27" w15:restartNumberingAfterBreak="0">
+  <w:abstractNum w:abstractNumId="29" w15:restartNumberingAfterBreak="0">
+    <w:nsid w:val="5CC5F04F"/>
+    <w:multiLevelType w:val="hybridMultilevel"/>
+    <w:tmpl w:val="84B0C606"/>
+    <w:lvl w:ilvl="0" w:tplc="81A2CBF0">
+      <w:start w:val="1"/>
+      <w:numFmt w:val="decimal"/>
+      <w:lvlText w:val="%1."/>
+      <w:lvlJc w:val="left"/>
+      <w:pPr>
+        <w:ind w:left="1800" w:hanging="360"/>
+      </w:pPr>
+    </w:lvl>
+    <w:lvl w:ilvl="1" w:tplc="572C8A98">
+      <w:start w:val="1"/>
+      <w:numFmt w:val="lowerLetter"/>
+      <w:lvlText w:val="%2."/>
+      <w:lvlJc w:val="left"/>
+      <w:pPr>
+        <w:ind w:left="2520" w:hanging="360"/>
+      </w:pPr>
+    </w:lvl>
+    <w:lvl w:ilvl="2" w:tplc="5094BD92">
+      <w:start w:val="1"/>
+      <w:numFmt w:val="lowerRoman"/>
+      <w:lvlText w:val="%3."/>
+      <w:lvlJc w:val="right"/>
+      <w:pPr>
+        <w:ind w:left="3240" w:hanging="180"/>
+      </w:pPr>
+    </w:lvl>
+    <w:lvl w:ilvl="3" w:tplc="2DCA295C">
+      <w:start w:val="1"/>
+      <w:numFmt w:val="decimal"/>
+      <w:lvlText w:val="%4."/>
+      <w:lvlJc w:val="left"/>
+      <w:pPr>
+        <w:ind w:left="3960" w:hanging="360"/>
+      </w:pPr>
+    </w:lvl>
+    <w:lvl w:ilvl="4" w:tplc="3008FB9C">
+      <w:start w:val="1"/>
+      <w:numFmt w:val="lowerLetter"/>
+      <w:lvlText w:val="%5."/>
+      <w:lvlJc w:val="left"/>
+      <w:pPr>
+        <w:ind w:left="4680" w:hanging="360"/>
+      </w:pPr>
+    </w:lvl>
+    <w:lvl w:ilvl="5" w:tplc="362244D4">
+      <w:start w:val="1"/>
+      <w:numFmt w:val="lowerRoman"/>
+      <w:lvlText w:val="%6."/>
+      <w:lvlJc w:val="right"/>
+      <w:pPr>
+        <w:ind w:left="5400" w:hanging="180"/>
+      </w:pPr>
+    </w:lvl>
+    <w:lvl w:ilvl="6" w:tplc="D46001E8">
+      <w:start w:val="1"/>
+      <w:numFmt w:val="decimal"/>
+      <w:lvlText w:val="%7."/>
+      <w:lvlJc w:val="left"/>
+      <w:pPr>
+        <w:ind w:left="6120" w:hanging="360"/>
+      </w:pPr>
+    </w:lvl>
+    <w:lvl w:ilvl="7" w:tplc="8CC026C6">
+      <w:start w:val="1"/>
+      <w:numFmt w:val="lowerLetter"/>
+      <w:lvlText w:val="%8."/>
+      <w:lvlJc w:val="left"/>
+      <w:pPr>
+        <w:ind w:left="6840" w:hanging="360"/>
+      </w:pPr>
+    </w:lvl>
+    <w:lvl w:ilvl="8" w:tplc="F8045D34">
+      <w:start w:val="1"/>
+      <w:numFmt w:val="lowerRoman"/>
+      <w:lvlText w:val="%9."/>
+      <w:lvlJc w:val="right"/>
+      <w:pPr>
+        <w:ind w:left="7560" w:hanging="180"/>
+      </w:pPr>
+    </w:lvl>
+  </w:abstractNum>
+  <w:abstractNum w:abstractNumId="30" w15:restartNumberingAfterBreak="0">
     <w:nsid w:val="5EEF4DC9"/>
     <w:multiLevelType w:val="multilevel"/>
     <w:tmpl w:val="C194E7B6"/>
@@ -13614,7 +14878,7 @@
       </w:rPr>
     </w:lvl>
   </w:abstractNum>
-  <w:abstractNum w:abstractNumId="28" w15:restartNumberingAfterBreak="0">
+  <w:abstractNum w:abstractNumId="31" w15:restartNumberingAfterBreak="0">
     <w:nsid w:val="5F145B0A"/>
     <w:multiLevelType w:val="multilevel"/>
     <w:tmpl w:val="A1AE14E2"/>
@@ -13763,7 +15027,7 @@
       </w:rPr>
     </w:lvl>
   </w:abstractNum>
-  <w:abstractNum w:abstractNumId="29" w15:restartNumberingAfterBreak="0">
+  <w:abstractNum w:abstractNumId="32" w15:restartNumberingAfterBreak="0">
     <w:nsid w:val="66BA4732"/>
     <w:multiLevelType w:val="hybridMultilevel"/>
     <w:tmpl w:val="9C70E27C"/>
@@ -13852,7 +15116,7 @@
       </w:pPr>
     </w:lvl>
   </w:abstractNum>
-  <w:abstractNum w:abstractNumId="30" w15:restartNumberingAfterBreak="0">
+  <w:abstractNum w:abstractNumId="33" w15:restartNumberingAfterBreak="0">
     <w:nsid w:val="66FB0816"/>
     <w:multiLevelType w:val="multilevel"/>
     <w:tmpl w:val="D8829A10"/>
@@ -14001,7 +15265,7 @@
       </w:rPr>
     </w:lvl>
   </w:abstractNum>
-  <w:abstractNum w:abstractNumId="31" w15:restartNumberingAfterBreak="0">
+  <w:abstractNum w:abstractNumId="34" w15:restartNumberingAfterBreak="0">
     <w:nsid w:val="6D8B44F9"/>
     <w:multiLevelType w:val="multilevel"/>
     <w:tmpl w:val="7B98FF14"/>
@@ -14150,7 +15414,7 @@
       </w:rPr>
     </w:lvl>
   </w:abstractNum>
-  <w:abstractNum w:abstractNumId="32" w15:restartNumberingAfterBreak="0">
+  <w:abstractNum w:abstractNumId="35" w15:restartNumberingAfterBreak="0">
     <w:nsid w:val="6DF2304C"/>
     <w:multiLevelType w:val="hybridMultilevel"/>
     <w:tmpl w:val="337C7FE6"/>
@@ -14236,7 +15500,7 @@
       </w:pPr>
     </w:lvl>
   </w:abstractNum>
-  <w:abstractNum w:abstractNumId="33" w15:restartNumberingAfterBreak="0">
+  <w:abstractNum w:abstractNumId="36" w15:restartNumberingAfterBreak="0">
     <w:nsid w:val="70262649"/>
     <w:multiLevelType w:val="hybridMultilevel"/>
     <w:tmpl w:val="DA3CDEE6"/>
@@ -14322,7 +15586,7 @@
       </w:pPr>
     </w:lvl>
   </w:abstractNum>
-  <w:abstractNum w:abstractNumId="34" w15:restartNumberingAfterBreak="0">
+  <w:abstractNum w:abstractNumId="37" w15:restartNumberingAfterBreak="0">
     <w:nsid w:val="71517BD5"/>
     <w:multiLevelType w:val="hybridMultilevel"/>
     <w:tmpl w:val="C83C5F34"/>
@@ -14435,7 +15699,7 @@
       </w:rPr>
     </w:lvl>
   </w:abstractNum>
-  <w:abstractNum w:abstractNumId="35" w15:restartNumberingAfterBreak="0">
+  <w:abstractNum w:abstractNumId="38" w15:restartNumberingAfterBreak="0">
     <w:nsid w:val="71811F32"/>
     <w:multiLevelType w:val="hybridMultilevel"/>
     <w:tmpl w:val="07CA2C4E"/>
@@ -14548,7 +15812,7 @@
       </w:rPr>
     </w:lvl>
   </w:abstractNum>
-  <w:abstractNum w:abstractNumId="36" w15:restartNumberingAfterBreak="0">
+  <w:abstractNum w:abstractNumId="39" w15:restartNumberingAfterBreak="0">
     <w:nsid w:val="775E315D"/>
     <w:multiLevelType w:val="multilevel"/>
     <w:tmpl w:val="DD964E88"/>
@@ -14697,7 +15961,7 @@
       </w:rPr>
     </w:lvl>
   </w:abstractNum>
-  <w:abstractNum w:abstractNumId="37" w15:restartNumberingAfterBreak="0">
+  <w:abstractNum w:abstractNumId="40" w15:restartNumberingAfterBreak="0">
     <w:nsid w:val="79A33DFE"/>
     <w:multiLevelType w:val="hybridMultilevel"/>
     <w:tmpl w:val="10700184"/>
@@ -14810,7 +16074,7 @@
       </w:rPr>
     </w:lvl>
   </w:abstractNum>
-  <w:abstractNum w:abstractNumId="38" w15:restartNumberingAfterBreak="0">
+  <w:abstractNum w:abstractNumId="41" w15:restartNumberingAfterBreak="0">
     <w:nsid w:val="7A182BC3"/>
     <w:multiLevelType w:val="multilevel"/>
     <w:tmpl w:val="3476E0F4"/>
@@ -14923,7 +16187,7 @@
       </w:rPr>
     </w:lvl>
   </w:abstractNum>
-  <w:abstractNum w:abstractNumId="39" w15:restartNumberingAfterBreak="0">
+  <w:abstractNum w:abstractNumId="42" w15:restartNumberingAfterBreak="0">
     <w:nsid w:val="7B7762A8"/>
     <w:multiLevelType w:val="hybridMultilevel"/>
     <w:tmpl w:val="C1CE738C"/>
@@ -15012,7 +16276,7 @@
       </w:pPr>
     </w:lvl>
   </w:abstractNum>
-  <w:abstractNum w:abstractNumId="40" w15:restartNumberingAfterBreak="0">
+  <w:abstractNum w:abstractNumId="43" w15:restartNumberingAfterBreak="0">
     <w:nsid w:val="7EE317B7"/>
     <w:multiLevelType w:val="multilevel"/>
     <w:tmpl w:val="EBF0FD44"/>
@@ -15129,55 +16393,55 @@
     <w:abstractNumId w:val="1"/>
   </w:num>
   <w:num w:numId="2" w16cid:durableId="1379470000">
-    <w:abstractNumId w:val="21"/>
+    <w:abstractNumId w:val="22"/>
   </w:num>
   <w:num w:numId="3" w16cid:durableId="967201436">
-    <w:abstractNumId w:val="29"/>
+    <w:abstractNumId w:val="32"/>
   </w:num>
   <w:num w:numId="4" w16cid:durableId="24870113">
-    <w:abstractNumId w:val="39"/>
+    <w:abstractNumId w:val="42"/>
   </w:num>
   <w:num w:numId="5" w16cid:durableId="2083719434">
     <w:abstractNumId w:val="0"/>
   </w:num>
   <w:num w:numId="6" w16cid:durableId="1159923144">
-    <w:abstractNumId w:val="7"/>
+    <w:abstractNumId w:val="8"/>
   </w:num>
   <w:num w:numId="7" w16cid:durableId="575290421">
-    <w:abstractNumId w:val="25"/>
+    <w:abstractNumId w:val="27"/>
   </w:num>
   <w:num w:numId="8" w16cid:durableId="432167206">
-    <w:abstractNumId w:val="35"/>
+    <w:abstractNumId w:val="38"/>
   </w:num>
   <w:num w:numId="9" w16cid:durableId="2061173545">
     <w:abstractNumId w:val="2"/>
   </w:num>
   <w:num w:numId="10" w16cid:durableId="1834568291">
+    <w:abstractNumId w:val="18"/>
+  </w:num>
+  <w:num w:numId="11" w16cid:durableId="677535900">
+    <w:abstractNumId w:val="40"/>
+  </w:num>
+  <w:num w:numId="12" w16cid:durableId="363676185">
+    <w:abstractNumId w:val="43"/>
+  </w:num>
+  <w:num w:numId="13" w16cid:durableId="1350452648">
+    <w:abstractNumId w:val="15"/>
+  </w:num>
+  <w:num w:numId="14" w16cid:durableId="1617757309">
+    <w:abstractNumId w:val="24"/>
+  </w:num>
+  <w:num w:numId="15" w16cid:durableId="1568495345">
+    <w:abstractNumId w:val="23"/>
+  </w:num>
+  <w:num w:numId="16" w16cid:durableId="216165621">
     <w:abstractNumId w:val="17"/>
   </w:num>
-  <w:num w:numId="11" w16cid:durableId="677535900">
-    <w:abstractNumId w:val="37"/>
-  </w:num>
-  <w:num w:numId="12" w16cid:durableId="363676185">
-    <w:abstractNumId w:val="40"/>
-  </w:num>
-  <w:num w:numId="13" w16cid:durableId="1350452648">
-    <w:abstractNumId w:val="14"/>
-  </w:num>
-  <w:num w:numId="14" w16cid:durableId="1617757309">
-    <w:abstractNumId w:val="23"/>
-  </w:num>
-  <w:num w:numId="15" w16cid:durableId="1568495345">
-    <w:abstractNumId w:val="22"/>
-  </w:num>
-  <w:num w:numId="16" w16cid:durableId="216165621">
-    <w:abstractNumId w:val="16"/>
-  </w:num>
   <w:num w:numId="17" w16cid:durableId="1113744065">
-    <w:abstractNumId w:val="32"/>
+    <w:abstractNumId w:val="35"/>
   </w:num>
   <w:num w:numId="18" w16cid:durableId="303899053">
-    <w:abstractNumId w:val="38"/>
+    <w:abstractNumId w:val="41"/>
   </w:num>
   <w:num w:numId="19" w16cid:durableId="1559322532">
     <w:abstractNumId w:val="5"/>
@@ -15246,10 +16510,10 @@
     <w:abstractNumId w:val="5"/>
   </w:num>
   <w:num w:numId="23" w16cid:durableId="769468478">
-    <w:abstractNumId w:val="33"/>
+    <w:abstractNumId w:val="36"/>
   </w:num>
   <w:num w:numId="24" w16cid:durableId="385446020">
-    <w:abstractNumId w:val="12"/>
+    <w:abstractNumId w:val="13"/>
   </w:num>
   <w:num w:numId="25" w16cid:durableId="30420138">
     <w:abstractNumId w:val="5"/>
@@ -15258,64 +16522,73 @@
     <w:abstractNumId w:val="5"/>
   </w:num>
   <w:num w:numId="27" w16cid:durableId="687219385">
-    <w:abstractNumId w:val="34"/>
+    <w:abstractNumId w:val="37"/>
   </w:num>
   <w:num w:numId="28" w16cid:durableId="460849350">
     <w:abstractNumId w:val="6"/>
   </w:num>
   <w:num w:numId="29" w16cid:durableId="697051820">
-    <w:abstractNumId w:val="20"/>
+    <w:abstractNumId w:val="21"/>
   </w:num>
   <w:num w:numId="30" w16cid:durableId="973681176">
-    <w:abstractNumId w:val="26"/>
+    <w:abstractNumId w:val="28"/>
   </w:num>
   <w:num w:numId="31" w16cid:durableId="1810588596">
-    <w:abstractNumId w:val="15"/>
+    <w:abstractNumId w:val="16"/>
   </w:num>
   <w:num w:numId="32" w16cid:durableId="1875382449">
     <w:abstractNumId w:val="4"/>
   </w:num>
   <w:num w:numId="33" w16cid:durableId="184446020">
-    <w:abstractNumId w:val="36"/>
+    <w:abstractNumId w:val="39"/>
   </w:num>
   <w:num w:numId="34" w16cid:durableId="936521337">
     <w:abstractNumId w:val="3"/>
   </w:num>
   <w:num w:numId="35" w16cid:durableId="880366070">
-    <w:abstractNumId w:val="28"/>
+    <w:abstractNumId w:val="31"/>
   </w:num>
   <w:num w:numId="36" w16cid:durableId="1904367631">
-    <w:abstractNumId w:val="13"/>
+    <w:abstractNumId w:val="14"/>
   </w:num>
   <w:num w:numId="37" w16cid:durableId="1746296452">
-    <w:abstractNumId w:val="18"/>
+    <w:abstractNumId w:val="19"/>
   </w:num>
   <w:num w:numId="38" w16cid:durableId="545028595">
+    <w:abstractNumId w:val="11"/>
+  </w:num>
+  <w:num w:numId="39" w16cid:durableId="1992058661">
+    <w:abstractNumId w:val="30"/>
+  </w:num>
+  <w:num w:numId="40" w16cid:durableId="1646618599">
+    <w:abstractNumId w:val="33"/>
+  </w:num>
+  <w:num w:numId="41" w16cid:durableId="394937063">
+    <w:abstractNumId w:val="25"/>
+  </w:num>
+  <w:num w:numId="42" w16cid:durableId="728455066">
+    <w:abstractNumId w:val="12"/>
+  </w:num>
+  <w:num w:numId="43" w16cid:durableId="1131750936">
+    <w:abstractNumId w:val="20"/>
+  </w:num>
+  <w:num w:numId="44" w16cid:durableId="1974746396">
     <w:abstractNumId w:val="10"/>
   </w:num>
-  <w:num w:numId="39" w16cid:durableId="1992058661">
-    <w:abstractNumId w:val="27"/>
-  </w:num>
-  <w:num w:numId="40" w16cid:durableId="1646618599">
-    <w:abstractNumId w:val="30"/>
-  </w:num>
-  <w:num w:numId="41" w16cid:durableId="394937063">
-    <w:abstractNumId w:val="24"/>
-  </w:num>
-  <w:num w:numId="42" w16cid:durableId="728455066">
-    <w:abstractNumId w:val="11"/>
-  </w:num>
-  <w:num w:numId="43" w16cid:durableId="1131750936">
-    <w:abstractNumId w:val="19"/>
-  </w:num>
-  <w:num w:numId="44" w16cid:durableId="1974746396">
+  <w:num w:numId="45" w16cid:durableId="702750076">
     <w:abstractNumId w:val="9"/>
   </w:num>
-  <w:num w:numId="45" w16cid:durableId="702750076">
-    <w:abstractNumId w:val="8"/>
+  <w:num w:numId="46" w16cid:durableId="396975886">
+    <w:abstractNumId w:val="34"/>
   </w:num>
-  <w:num w:numId="46" w16cid:durableId="396975886">
-    <w:abstractNumId w:val="31"/>
+  <w:num w:numId="47" w16cid:durableId="257754950">
+    <w:abstractNumId w:val="7"/>
+  </w:num>
+  <w:num w:numId="48" w16cid:durableId="466165375">
+    <w:abstractNumId w:val="29"/>
+  </w:num>
+  <w:num w:numId="49" w16cid:durableId="676615218">
+    <w:abstractNumId w:val="26"/>
   </w:num>
 </w:numbering>
 </file>
@@ -15719,7 +16992,7 @@
     <w:name w:val="Normal"/>
     <w:uiPriority w:val="4"/>
     <w:qFormat/>
-    <w:rsid w:val="0001585F"/>
+    <w:rsid w:val="003B458B"/>
     <w:pPr>
       <w:spacing w:before="120" w:after="120" w:line="240" w:lineRule="auto"/>
     </w:pPr>
@@ -15951,6 +17224,7 @@
   <w:style w:type="character" w:default="1" w:styleId="DefaultParagraphFont">
     <w:name w:val="Default Paragraph Font"/>
     <w:uiPriority w:val="1"/>
+    <w:semiHidden/>
     <w:unhideWhenUsed/>
   </w:style>
   <w:style w:type="table" w:default="1" w:styleId="TableNormal">
